--- a/CD_LeTanVinh_64139010.docx
+++ b/CD_LeTanVinh_64139010.docx
@@ -4,6 +4,7 @@
   <w:body>
     <w:p>
       <w:pPr>
+        <w:ind w:firstLine="0"/>
         <w:jc w:val="center"/>
         <w:rPr>
           <w:sz w:val="28"/>
@@ -57,6 +58,7 @@
     </w:p>
     <w:p>
       <w:pPr>
+        <w:ind w:firstLine="0"/>
         <w:jc w:val="center"/>
       </w:pPr>
       <w:r>
@@ -483,6 +485,17 @@
           <w:rFonts w:cs="Times New Roman"/>
           <w:b/>
           <w:color w:val="000000" w:themeColor="text1"/>
+          <w:lang w:val="en-US"/>
+        </w:rPr>
+      </w:pPr>
+    </w:p>
+    <w:p>
+      <w:pPr>
+        <w:ind w:firstLine="0"/>
+        <w:rPr>
+          <w:rFonts w:cs="Times New Roman"/>
+          <w:b/>
+          <w:color w:val="000000" w:themeColor="text1"/>
         </w:rPr>
       </w:pPr>
       <w:r>
@@ -2853,7 +2866,6 @@
           <w:rFonts w:asciiTheme="majorHAnsi" w:hAnsiTheme="majorHAnsi" w:cstheme="majorHAnsi"/>
           <w:color w:val="000000" w:themeColor="text1"/>
         </w:rPr>
-        <w:lastRenderedPageBreak/>
         <w:t>…………………………………………………………………..………….………………</w:t>
       </w:r>
     </w:p>
@@ -2876,6 +2888,7 @@
           <w:rFonts w:asciiTheme="majorHAnsi" w:hAnsiTheme="majorHAnsi" w:cstheme="majorHAnsi"/>
           <w:color w:val="000000" w:themeColor="text1"/>
         </w:rPr>
+        <w:lastRenderedPageBreak/>
         <w:t>Điểm</w:t>
       </w:r>
       <w:r>
@@ -3660,6 +3673,7 @@
         <w:rPr>
           <w:rFonts w:asciiTheme="majorHAnsi" w:hAnsiTheme="majorHAnsi" w:cstheme="majorHAnsi"/>
           <w:color w:val="000000" w:themeColor="text1"/>
+          <w:lang w:val="en-US"/>
         </w:rPr>
       </w:pPr>
       <w:r>
@@ -3668,7 +3682,6 @@
           <w:i/>
           <w:color w:val="000000" w:themeColor="text1"/>
         </w:rPr>
-        <w:lastRenderedPageBreak/>
         <w:t>Khánh Hòa, ngày…….tháng…….năm………</w:t>
       </w:r>
       <w:r>
@@ -3702,36 +3715,6 @@
         </w:rPr>
         <w:t>(Ký và ghi rõ họ tên)</w:t>
       </w:r>
-    </w:p>
-    <w:p>
-      <w:pPr>
-        <w:spacing w:after="160"/>
-        <w:ind w:firstLine="0"/>
-        <w:jc w:val="left"/>
-        <w:rPr>
-          <w:b/>
-          <w:bCs/>
-          <w:iCs/>
-          <w:sz w:val="32"/>
-          <w:szCs w:val="32"/>
-          <w:lang w:val="en-US"/>
-        </w:rPr>
-      </w:pPr>
-    </w:p>
-    <w:p>
-      <w:pPr>
-        <w:spacing w:after="160"/>
-        <w:ind w:firstLine="0"/>
-        <w:jc w:val="left"/>
-        <w:rPr>
-          <w:b/>
-          <w:bCs/>
-          <w:iCs/>
-          <w:sz w:val="32"/>
-          <w:szCs w:val="32"/>
-          <w:lang w:val="en-US"/>
-        </w:rPr>
-      </w:pPr>
     </w:p>
     <w:p>
       <w:pPr>
@@ -12369,19 +12352,19 @@
         <w:pStyle w:val="doan"/>
       </w:pPr>
       <w:r>
-        <w:t xml:space="preserve">Về ý nghĩa thực tiễn, kết quả của đề tài có thể hỗ trợ doanh nghiệp phân tích xu hướng doanh thu, đánh giá biến động dữ liệu bán hàng và làm cơ sở cho việc xây dựng các hệ thống hỗ trợ dự báo doanh thu trong thực tế. Ngoài ra, chuyên đề còn góp phần </w:t>
+        <w:t>Về ý nghĩa thực tiễn, kết quả của đề tài có thể hỗ trợ doanh nghiệp phân tích xu hướng doanh thu, đánh giá biến động dữ liệu bán hàng và làm cơ sở cho việc xây dựng các hệ thống hỗ trợ dự báo doanh thu trong thực tế. Ngoài ra, chuyên đề còn góp phần hỗ trợ quá trình ứng dụng công nghệ thông tin và phân tích dữ liệu vào hoạt động kinh doanh của doanh nghiệp.</w:t>
+      </w:r>
+    </w:p>
+    <w:p>
+      <w:pPr>
+        <w:pStyle w:val="doan"/>
+      </w:pPr>
+      <w:r>
+        <w:t xml:space="preserve">Mục tiêu chính của chuyên đề là xây dựng quy trình xử lý và phân tích dữ liệu bán hàng theo thời gian, đồng thời khảo sát và đánh giá hiệu quả của các mô hình dự báo như </w:t>
       </w:r>
       <w:r>
         <w:lastRenderedPageBreak/>
-        <w:t>hỗ trợ quá trình ứng dụng công nghệ thông tin và phân tích dữ liệu vào hoạt động kinh doanh của doanh nghiệp.</w:t>
-      </w:r>
-    </w:p>
-    <w:p>
-      <w:pPr>
-        <w:pStyle w:val="doan"/>
-      </w:pPr>
-      <w:r>
-        <w:t>Mục tiêu chính của chuyên đề là xây dựng quy trình xử lý và phân tích dữ liệu bán hàng theo thời gian, đồng thời khảo sát và đánh giá hiệu quả của các mô hình dự báo như Linear Regression, Random Forest, ARIMA và LSTM thông qua các chỉ số đánh giá MAE và RMSE.</w:t>
+        <w:t>Linear Regression, Random Forest, ARIMA và LSTM thông qua các chỉ số đánh giá MAE và RMSE.</w:t>
       </w:r>
     </w:p>
     <w:p>
@@ -12528,63 +12511,282 @@
         </w:rPr>
       </w:pPr>
       <w:r>
-        <w:t xml:space="preserve">Hiện nay, bài toán dự báo dữ liệu bán hàng theo thời gian đã được nghiên cứu và ứng dụng rộng rãi trong nhiều lĩnh vực như bán lẻ, thương mại điện tử, quản lý chuỗi cung ứng và quản lý tồn kho. Tùy thuộc vào đặc điểm dữ liệu và mục tiêu nghiên cứu, </w:t>
-      </w:r>
+        <w:t>Hiện nay, bài toán dự báo dữ liệu bán hàng theo thời gian đã được nghiên cứu và ứng dụng rộng rãi trong nhiều lĩnh vực như bán lẻ, thương mại điện tử, quản lý chuỗi cung ứng và quản lý tồn kho. Tùy thuộc vào đặc điểm dữ liệu và mục tiêu nghiên cứu, các phương pháp dự báo thường được chia thành ba nhóm chính gồm: phương pháp thống kê truyền thống, phương pháp học máy và phương pháp học sâu [4].</w:t>
+      </w:r>
+    </w:p>
+    <w:p>
+      <w:pPr>
+        <w:pStyle w:val="C3"/>
+      </w:pPr>
+      <w:bookmarkStart w:id="9" w:name="_Toc229610240"/>
       <w:r>
         <w:lastRenderedPageBreak/>
-        <w:t>các phương pháp dự báo thường được chia thành ba nhóm chính gồm: phương pháp thống kê truyền thống, phương pháp học máy và phương pháp học sâu [4].</w:t>
+        <w:t>1.2.1 Phương pháp thống kê truyền thống</w:t>
+      </w:r>
+      <w:bookmarkEnd w:id="9"/>
+    </w:p>
+    <w:p>
+      <w:pPr>
+        <w:pStyle w:val="doan"/>
+        <w:rPr>
+          <w:lang w:val="en-US"/>
+        </w:rPr>
+      </w:pPr>
+      <w:r>
+        <w:rPr>
+          <w:lang w:val="en-US"/>
+        </w:rPr>
+        <w:t>Các phương pháp thống kê truyền thống là hướng tiếp cận được sử dụng khá sớm trong bài toán dự báo chuỗi thời gian. Một số mô hình phổ biến gồm Moving Average, Exponential Smoothing và ARIMA.</w:t>
+      </w:r>
+    </w:p>
+    <w:p>
+      <w:pPr>
+        <w:pStyle w:val="doan"/>
+        <w:rPr>
+          <w:lang w:val="en-US"/>
+        </w:rPr>
+      </w:pPr>
+      <w:r>
+        <w:rPr>
+          <w:lang w:val="en-US"/>
+        </w:rPr>
+        <w:t>Trong đó, ARIMA là một trong những mô hình được sử dụng rộng rãi do có khả năng mô hình hóa mối quan hệ giữa các giá trị trong quá khứ và giá trị hiện tại của chuỗi dữ liệu. Mô hình này hoạt động hiệu quả đối với các dữ liệu có xu hướng và tính dừng rõ ràng [5].</w:t>
+      </w:r>
+    </w:p>
+    <w:p>
+      <w:pPr>
+        <w:pStyle w:val="doan"/>
+        <w:rPr>
+          <w:lang w:val="en-US"/>
+        </w:rPr>
+      </w:pPr>
+      <w:r>
+        <w:rPr>
+          <w:lang w:val="en-US"/>
+        </w:rPr>
+        <w:t>Ưu điểm của các phương pháp thống kê là:</w:t>
+      </w:r>
+    </w:p>
+    <w:p>
+      <w:pPr>
+        <w:pStyle w:val="bullet"/>
+        <w:rPr>
+          <w:lang w:val="en-US"/>
+        </w:rPr>
+      </w:pPr>
+      <w:r>
+        <w:rPr>
+          <w:lang w:val="en-US"/>
+        </w:rPr>
+        <w:t xml:space="preserve">Dễ triển khai và dễ giải thích kết quả. </w:t>
+      </w:r>
+    </w:p>
+    <w:p>
+      <w:pPr>
+        <w:pStyle w:val="bullet"/>
+        <w:rPr>
+          <w:lang w:val="en-US"/>
+        </w:rPr>
+      </w:pPr>
+      <w:r>
+        <w:rPr>
+          <w:lang w:val="en-US"/>
+        </w:rPr>
+        <w:t xml:space="preserve">Phù hợp với các tập dữ liệu có quy mô vừa và nhỏ. </w:t>
+      </w:r>
+    </w:p>
+    <w:p>
+      <w:pPr>
+        <w:pStyle w:val="bullet"/>
+        <w:rPr>
+          <w:lang w:val="en-US"/>
+        </w:rPr>
+      </w:pPr>
+      <w:r>
+        <w:rPr>
+          <w:lang w:val="en-US"/>
+        </w:rPr>
+        <w:t xml:space="preserve">Thời gian huấn luyện nhanh. </w:t>
+      </w:r>
+    </w:p>
+    <w:p>
+      <w:pPr>
+        <w:pStyle w:val="doan"/>
+        <w:rPr>
+          <w:lang w:val="en-US"/>
+        </w:rPr>
+      </w:pPr>
+      <w:r>
+        <w:rPr>
+          <w:lang w:val="en-US"/>
+        </w:rPr>
+        <w:t>Tuy nhiên, các phương pháp này vẫn còn một số hạn chế:</w:t>
+      </w:r>
+    </w:p>
+    <w:p>
+      <w:pPr>
+        <w:pStyle w:val="bullet"/>
+        <w:rPr>
+          <w:lang w:val="en-US"/>
+        </w:rPr>
+      </w:pPr>
+      <w:r>
+        <w:rPr>
+          <w:lang w:val="en-US"/>
+        </w:rPr>
+        <w:t xml:space="preserve">Khó xử lý dữ liệu phi tuyến. </w:t>
+      </w:r>
+    </w:p>
+    <w:p>
+      <w:pPr>
+        <w:pStyle w:val="bullet"/>
+        <w:rPr>
+          <w:lang w:val="en-US"/>
+        </w:rPr>
+      </w:pPr>
+      <w:r>
+        <w:rPr>
+          <w:lang w:val="en-US"/>
+        </w:rPr>
+        <w:t xml:space="preserve">Độ chính xác giảm khi dữ liệu có nhiều biến động phức tạp. </w:t>
+      </w:r>
+    </w:p>
+    <w:p>
+      <w:pPr>
+        <w:pStyle w:val="bullet"/>
+        <w:rPr>
+          <w:lang w:val="en-US"/>
+        </w:rPr>
+      </w:pPr>
+      <w:r>
+        <w:rPr>
+          <w:lang w:val="en-US"/>
+        </w:rPr>
+        <w:t>Phụ thuộc nhiều vào việc lựa chọn tham số mô hình.</w:t>
       </w:r>
     </w:p>
     <w:p>
       <w:pPr>
         <w:pStyle w:val="C3"/>
       </w:pPr>
-      <w:bookmarkStart w:id="9" w:name="_Toc229610240"/>
-      <w:r>
-        <w:t>1.2.1 Phương pháp thống kê truyền thống</w:t>
-      </w:r>
-      <w:bookmarkEnd w:id="9"/>
-    </w:p>
-    <w:p>
-      <w:pPr>
-        <w:pStyle w:val="doan"/>
-        <w:rPr>
-          <w:lang w:val="en-US"/>
-        </w:rPr>
-      </w:pPr>
-      <w:r>
-        <w:rPr>
-          <w:lang w:val="en-US"/>
-        </w:rPr>
-        <w:t>Các phương pháp thống kê truyền thống là hướng tiếp cận được sử dụng khá sớm trong bài toán dự báo chuỗi thời gian. Một số mô hình phổ biến gồm Moving Average, Exponential Smoothing và ARIMA.</w:t>
-      </w:r>
-    </w:p>
-    <w:p>
-      <w:pPr>
-        <w:pStyle w:val="doan"/>
-        <w:rPr>
-          <w:lang w:val="en-US"/>
-        </w:rPr>
-      </w:pPr>
-      <w:r>
-        <w:rPr>
-          <w:lang w:val="en-US"/>
-        </w:rPr>
-        <w:t>Trong đó, ARIMA là một trong những mô hình được sử dụng rộng rãi do có khả năng mô hình hóa mối quan hệ giữa các giá trị trong quá khứ và giá trị hiện tại của chuỗi dữ liệu. Mô hình này hoạt động hiệu quả đối với các dữ liệu có xu hướng và tính dừng rõ ràng [5].</w:t>
-      </w:r>
-    </w:p>
-    <w:p>
-      <w:pPr>
-        <w:pStyle w:val="doan"/>
-        <w:rPr>
-          <w:lang w:val="en-US"/>
-        </w:rPr>
-      </w:pPr>
-      <w:r>
-        <w:rPr>
-          <w:lang w:val="en-US"/>
-        </w:rPr>
-        <w:t>Ưu điểm của các phương pháp thống kê là:</w:t>
+      <w:bookmarkStart w:id="10" w:name="_Toc229610241"/>
+      <w:r>
+        <w:t>1.2.2 Phương pháp học máy (Machine Learning)</w:t>
+      </w:r>
+      <w:bookmarkEnd w:id="10"/>
+    </w:p>
+    <w:p>
+      <w:pPr>
+        <w:pStyle w:val="doan"/>
+        <w:rPr>
+          <w:lang w:val="en-US"/>
+        </w:rPr>
+      </w:pPr>
+      <w:r>
+        <w:rPr>
+          <w:lang w:val="en-US"/>
+        </w:rPr>
+        <w:t>Cùng với sự phát triển của trí tuệ nhân tạo, các phương pháp học máy ngày càng được ứng dụng rộng rãi trong lĩnh vực dự báo dữ liệu.</w:t>
+      </w:r>
+    </w:p>
+    <w:p>
+      <w:pPr>
+        <w:pStyle w:val="doan"/>
+        <w:rPr>
+          <w:lang w:val="en-US"/>
+        </w:rPr>
+      </w:pPr>
+      <w:r>
+        <w:rPr>
+          <w:lang w:val="en-US"/>
+        </w:rPr>
+        <w:t>Một số mô hình học máy phổ biến trong bài toán dự báo doanh thu gồm:</w:t>
+      </w:r>
+      <w:r>
+        <w:rPr>
+          <w:lang w:val="en-US"/>
+        </w:rPr>
+        <w:t xml:space="preserve"> </w:t>
+      </w:r>
+      <w:r>
+        <w:rPr>
+          <w:lang w:val="en-US"/>
+        </w:rPr>
+        <w:t>Linear Regression</w:t>
+      </w:r>
+      <w:r>
+        <w:rPr>
+          <w:lang w:val="en-US"/>
+        </w:rPr>
+        <w:t xml:space="preserve">, </w:t>
+      </w:r>
+      <w:r>
+        <w:rPr>
+          <w:lang w:val="en-US"/>
+        </w:rPr>
+        <w:t>Decision Tree</w:t>
+      </w:r>
+      <w:r>
+        <w:rPr>
+          <w:lang w:val="en-US"/>
+        </w:rPr>
+        <w:t xml:space="preserve">, </w:t>
+      </w:r>
+      <w:r>
+        <w:rPr>
+          <w:lang w:val="en-US"/>
+        </w:rPr>
+        <w:t>Random Forest</w:t>
+      </w:r>
+      <w:r>
+        <w:rPr>
+          <w:lang w:val="en-US"/>
+        </w:rPr>
+        <w:t xml:space="preserve">, </w:t>
+      </w:r>
+      <w:r>
+        <w:rPr>
+          <w:lang w:val="en-US"/>
+        </w:rPr>
+        <w:t>XGBoost</w:t>
+      </w:r>
+      <w:r>
+        <w:rPr>
+          <w:lang w:val="en-US"/>
+        </w:rPr>
+        <w:t xml:space="preserve">. </w:t>
+      </w:r>
+      <w:r>
+        <w:rPr>
+          <w:lang w:val="en-US"/>
+        </w:rPr>
+        <w:t>Trong đó, Linear Regression là mô hình cơ bản thường được sử dụng để phân tích xu hướng tuyến tính của dữ liệu theo thời gian. Trong khi đó, Random Forest có khả năng xử lý dữ liệu phi tuyến tốt hơn nhờ cơ chế kết hợp nhiều cây quyết định</w:t>
+      </w:r>
+      <w:r>
+        <w:rPr>
+          <w:lang w:val="en-US"/>
+        </w:rPr>
+        <w:t xml:space="preserve"> [6]</w:t>
+      </w:r>
+      <w:r>
+        <w:rPr>
+          <w:lang w:val="en-US"/>
+        </w:rPr>
+        <w:t>.</w:t>
+      </w:r>
+    </w:p>
+    <w:p>
+      <w:pPr>
+        <w:pStyle w:val="doan"/>
+        <w:rPr>
+          <w:lang w:val="en-US"/>
+        </w:rPr>
+      </w:pPr>
+      <w:r>
+        <w:rPr>
+          <w:lang w:val="en-US"/>
+        </w:rPr>
+        <w:t>Ưu điểm của các phương pháp học máy gồm:</w:t>
       </w:r>
     </w:p>
     <w:p>
@@ -12598,7 +12800,7 @@
         <w:rPr>
           <w:lang w:val="en-US"/>
         </w:rPr>
-        <w:t xml:space="preserve">Dễ triển khai và dễ giải thích kết quả. </w:t>
+        <w:t xml:space="preserve">Có khả năng học được các quy luật phức tạp trong dữ liệu. </w:t>
       </w:r>
     </w:p>
     <w:p>
@@ -12612,7 +12814,7 @@
         <w:rPr>
           <w:lang w:val="en-US"/>
         </w:rPr>
-        <w:t xml:space="preserve">Phù hợp với các tập dữ liệu có quy mô vừa và nhỏ. </w:t>
+        <w:t xml:space="preserve">Xử lý tốt dữ liệu phi tuyến. </w:t>
       </w:r>
     </w:p>
     <w:p>
@@ -12626,21 +12828,22 @@
         <w:rPr>
           <w:lang w:val="en-US"/>
         </w:rPr>
-        <w:t xml:space="preserve">Thời gian huấn luyện nhanh. </w:t>
-      </w:r>
-    </w:p>
-    <w:p>
-      <w:pPr>
-        <w:pStyle w:val="doan"/>
-        <w:rPr>
-          <w:lang w:val="en-US"/>
-        </w:rPr>
-      </w:pPr>
-      <w:r>
-        <w:rPr>
-          <w:lang w:val="en-US"/>
-        </w:rPr>
-        <w:t>Tuy nhiên, các phương pháp này vẫn còn một số hạn chế:</w:t>
+        <w:t xml:space="preserve">Độ chính xác cao hơn so với nhiều phương pháp truyền thống. </w:t>
+      </w:r>
+    </w:p>
+    <w:p>
+      <w:pPr>
+        <w:pStyle w:val="doan"/>
+        <w:rPr>
+          <w:lang w:val="en-US"/>
+        </w:rPr>
+      </w:pPr>
+      <w:r>
+        <w:rPr>
+          <w:lang w:val="en-US"/>
+        </w:rPr>
+        <w:lastRenderedPageBreak/>
+        <w:t>Tuy nhiên, các mô hình học máy cũng tồn tại một số hạn chế:</w:t>
       </w:r>
     </w:p>
     <w:p>
@@ -12654,7 +12857,7 @@
         <w:rPr>
           <w:lang w:val="en-US"/>
         </w:rPr>
-        <w:t xml:space="preserve">Khó xử lý dữ liệu phi tuyến. </w:t>
+        <w:t xml:space="preserve">Cần thực hiện tiền xử lý dữ liệu và xây dựng đặc trưng (Feature Engineering). </w:t>
       </w:r>
     </w:p>
     <w:p>
@@ -12668,7 +12871,7 @@
         <w:rPr>
           <w:lang w:val="en-US"/>
         </w:rPr>
-        <w:t xml:space="preserve">Độ chính xác giảm khi dữ liệu có nhiều biến động phức tạp. </w:t>
+        <w:t xml:space="preserve">Hiệu quả phụ thuộc vào chất lượng dữ liệu đầu vào. </w:t>
       </w:r>
     </w:p>
     <w:p>
@@ -12682,45 +12885,37 @@
         <w:rPr>
           <w:lang w:val="en-US"/>
         </w:rPr>
-        <w:t>Phụ thuộc nhiều vào việc lựa chọn tham số mô hình.</w:t>
+        <w:t xml:space="preserve">Một số mô hình khó giải thích kết quả. </w:t>
       </w:r>
     </w:p>
     <w:p>
       <w:pPr>
         <w:pStyle w:val="C3"/>
       </w:pPr>
-      <w:bookmarkStart w:id="10" w:name="_Toc229610241"/>
-      <w:r>
-        <w:t>1.2.2 Phương pháp học máy (Machine Learning)</w:t>
-      </w:r>
-      <w:bookmarkEnd w:id="10"/>
-    </w:p>
-    <w:p>
-      <w:pPr>
-        <w:pStyle w:val="doan"/>
-        <w:rPr>
-          <w:lang w:val="en-US"/>
-        </w:rPr>
-      </w:pPr>
-      <w:r>
-        <w:rPr>
-          <w:lang w:val="en-US"/>
-        </w:rPr>
-        <w:t>Cùng với sự phát triển của trí tuệ nhân tạo, các phương pháp học máy ngày càng được ứng dụng rộng rãi trong lĩnh vực dự báo dữ liệu.</w:t>
-      </w:r>
-    </w:p>
-    <w:p>
-      <w:pPr>
-        <w:pStyle w:val="doan"/>
-        <w:rPr>
-          <w:lang w:val="en-US"/>
-        </w:rPr>
-      </w:pPr>
-      <w:r>
-        <w:rPr>
-          <w:lang w:val="en-US"/>
-        </w:rPr>
-        <w:t>Một số mô hình học máy phổ biến trong bài toán dự báo doanh thu gồm:</w:t>
+      <w:bookmarkStart w:id="11" w:name="_Toc229610242"/>
+      <w:r>
+        <w:t>1.2.3 Phương pháp học sâu (Deep Learning)</w:t>
+      </w:r>
+      <w:bookmarkEnd w:id="11"/>
+    </w:p>
+    <w:p>
+      <w:pPr>
+        <w:pStyle w:val="doan"/>
+        <w:rPr>
+          <w:lang w:val="en-US"/>
+        </w:rPr>
+      </w:pPr>
+      <w:r>
+        <w:rPr>
+          <w:lang w:val="en-US"/>
+        </w:rPr>
+        <w:t>rong những năm gần đây, các mô hình học sâu được nghiên cứu mạnh mẽ trong bài toán xử lý dữ liệu chuỗi thời gian. Các mô hình như RNN, LSTM và GRU có khả năng ghi nhớ thông tin theo chuỗi thời gian và học được các mối quan hệ dài hạn trong dữ liệu [7]</w:t>
+      </w:r>
+      <w:r>
+        <w:rPr>
+          <w:lang w:val="en-US"/>
+        </w:rPr>
+        <w:t>.</w:t>
       </w:r>
       <w:r>
         <w:rPr>
@@ -12732,81 +12927,21 @@
         <w:rPr>
           <w:lang w:val="en-US"/>
         </w:rPr>
-        <w:t>Linear Regression</w:t>
-      </w:r>
-      <w:r>
-        <w:rPr>
-          <w:lang w:val="en-US"/>
-        </w:rPr>
-        <w:t xml:space="preserve">, </w:t>
-      </w:r>
-      <w:r>
-        <w:rPr>
-          <w:lang w:val="en-US"/>
-        </w:rPr>
-        <w:t>Decision Tree</w:t>
-      </w:r>
-      <w:r>
-        <w:rPr>
-          <w:lang w:val="en-US"/>
-        </w:rPr>
-        <w:t xml:space="preserve">, </w:t>
-      </w:r>
-      <w:r>
-        <w:rPr>
-          <w:lang w:val="en-US"/>
-        </w:rPr>
-        <w:t>Random Forest</w:t>
-      </w:r>
-      <w:r>
-        <w:rPr>
-          <w:lang w:val="en-US"/>
-        </w:rPr>
-        <w:t xml:space="preserve">, </w:t>
-      </w:r>
-      <w:r>
-        <w:rPr>
-          <w:lang w:val="en-US"/>
-        </w:rPr>
-        <w:t>XGBoost</w:t>
-      </w:r>
-      <w:r>
-        <w:rPr>
-          <w:lang w:val="en-US"/>
-        </w:rPr>
-        <w:t xml:space="preserve">. </w:t>
-      </w:r>
-      <w:r>
-        <w:rPr>
-          <w:lang w:val="en-US"/>
-        </w:rPr>
-        <w:t>Trong đó, Linear Regression là mô hình cơ bản thường được sử dụng để phân tích xu hướng tuyến tính của dữ liệu theo thời gian. Trong khi đó, Random Forest có khả năng xử lý dữ liệu phi tuyến tốt hơn nhờ cơ chế kết hợp nhiều cây quyết định</w:t>
-      </w:r>
-      <w:r>
-        <w:rPr>
-          <w:lang w:val="en-US"/>
-        </w:rPr>
-        <w:t xml:space="preserve"> [6]</w:t>
-      </w:r>
-      <w:r>
-        <w:rPr>
-          <w:lang w:val="en-US"/>
-        </w:rPr>
-        <w:t>.</w:t>
-      </w:r>
-    </w:p>
-    <w:p>
-      <w:pPr>
-        <w:pStyle w:val="doan"/>
-        <w:rPr>
-          <w:lang w:val="en-US"/>
-        </w:rPr>
-      </w:pPr>
-      <w:r>
-        <w:rPr>
-          <w:lang w:val="en-US"/>
-        </w:rPr>
-        <w:t>Ưu điểm của các phương pháp học máy gồm:</w:t>
+        <w:t>Trong đó, LSTM là mô hình được sử dụng phổ biến nhất do có khả năng khắc phục hiện tượng mất thông tin của mạng RNN truyền thống.</w:t>
+      </w:r>
+    </w:p>
+    <w:p>
+      <w:pPr>
+        <w:pStyle w:val="doan"/>
+        <w:rPr>
+          <w:lang w:val="en-US"/>
+        </w:rPr>
+      </w:pPr>
+      <w:r>
+        <w:rPr>
+          <w:lang w:val="en-US"/>
+        </w:rPr>
+        <w:t>Ưu điểm của phương pháp học sâu:</w:t>
       </w:r>
     </w:p>
     <w:p>
@@ -12820,267 +12955,112 @@
         <w:rPr>
           <w:lang w:val="en-US"/>
         </w:rPr>
+        <w:t xml:space="preserve">Khả năng học dữ liệu phức tạp và phi tuyến tốt. </w:t>
+      </w:r>
+    </w:p>
+    <w:p>
+      <w:pPr>
+        <w:pStyle w:val="bullet"/>
+        <w:rPr>
+          <w:lang w:val="en-US"/>
+        </w:rPr>
+      </w:pPr>
+      <w:r>
+        <w:rPr>
+          <w:lang w:val="en-US"/>
+        </w:rPr>
+        <w:t xml:space="preserve">Có thể khai thác được đặc trưng dài hạn của chuỗi thời gian. </w:t>
+      </w:r>
+    </w:p>
+    <w:p>
+      <w:pPr>
+        <w:pStyle w:val="bullet"/>
+        <w:rPr>
+          <w:lang w:val="en-US"/>
+        </w:rPr>
+      </w:pPr>
+      <w:r>
+        <w:rPr>
+          <w:lang w:val="en-US"/>
+        </w:rPr>
+        <w:t xml:space="preserve">Hiệu quả cao đối với dữ liệu lớn. </w:t>
+      </w:r>
+    </w:p>
+    <w:p>
+      <w:pPr>
+        <w:pStyle w:val="doan"/>
+        <w:rPr>
+          <w:lang w:val="en-US"/>
+        </w:rPr>
+      </w:pPr>
+      <w:r>
+        <w:t>Tuy nhiên, các mô hình học sâu thường yêu cầu dữ liệu lớn, thời gian huấn luyện dài và tài nguyên tính toán cao.</w:t>
+      </w:r>
+    </w:p>
+    <w:p>
+      <w:pPr>
+        <w:pStyle w:val="C2"/>
+      </w:pPr>
+      <w:bookmarkStart w:id="12" w:name="_Toc229610243"/>
+      <w:r>
+        <w:t>1.3 Nhận xét và đánh giá các nghiên cứu liên quan</w:t>
+      </w:r>
+      <w:bookmarkEnd w:id="12"/>
+    </w:p>
+    <w:p>
+      <w:pPr>
+        <w:pStyle w:val="doan"/>
+        <w:rPr>
+          <w:lang w:val="en-US"/>
+        </w:rPr>
+      </w:pPr>
+      <w:r>
+        <w:rPr>
+          <w:lang w:val="en-US"/>
+        </w:rPr>
+        <w:t>Qua quá trình khảo sát các nghiên cứu và phương pháp dự báo dữ liệu bán hàng, có thể nhận thấy rằng mỗi nhóm phương pháp đều có những ưu điểm và hạn chế riêng.</w:t>
+      </w:r>
+    </w:p>
+    <w:p>
+      <w:pPr>
+        <w:pStyle w:val="doan"/>
+        <w:rPr>
+          <w:lang w:val="en-US"/>
+        </w:rPr>
+      </w:pPr>
+      <w:r>
+        <w:rPr>
+          <w:lang w:val="en-US"/>
+        </w:rPr>
+        <w:t>Các phương pháp thống kê truyền thống như ARIMA có ưu điểm về tính đơn giản và phù hợp với dữ liệu có xu hướng rõ ràng. Tuy nhiên, khả năng xử lý dữ liệu phi tuyến còn hạn chế.</w:t>
+      </w:r>
+    </w:p>
+    <w:p>
+      <w:pPr>
+        <w:pStyle w:val="doan"/>
+        <w:rPr>
+          <w:lang w:val="en-US"/>
+        </w:rPr>
+      </w:pPr>
+      <w:r>
+        <w:rPr>
+          <w:lang w:val="en-US"/>
+        </w:rPr>
+        <w:t>Các phương pháp học máy như Random Forest có khả năng xử lý dữ liệu linh hoạt hơn và cho kết quả khá tốt đối với dữ liệu có nhiều biến động. Tuy nhiên, các mô hình này thường yêu cầu bước tiền xử lý và xây dựng đặc trưng dữ liệu phù hợp.</w:t>
+      </w:r>
+    </w:p>
+    <w:p>
+      <w:pPr>
+        <w:pStyle w:val="doan"/>
+        <w:rPr>
+          <w:lang w:val="en-US"/>
+        </w:rPr>
+      </w:pPr>
+      <w:r>
+        <w:rPr>
+          <w:lang w:val="en-US"/>
+        </w:rPr>
         <w:lastRenderedPageBreak/>
-        <w:t xml:space="preserve">Có khả năng học được các quy luật phức tạp trong dữ liệu. </w:t>
-      </w:r>
-    </w:p>
-    <w:p>
-      <w:pPr>
-        <w:pStyle w:val="bullet"/>
-        <w:rPr>
-          <w:lang w:val="en-US"/>
-        </w:rPr>
-      </w:pPr>
-      <w:r>
-        <w:rPr>
-          <w:lang w:val="en-US"/>
-        </w:rPr>
-        <w:t xml:space="preserve">Xử lý tốt dữ liệu phi tuyến. </w:t>
-      </w:r>
-    </w:p>
-    <w:p>
-      <w:pPr>
-        <w:pStyle w:val="bullet"/>
-        <w:rPr>
-          <w:lang w:val="en-US"/>
-        </w:rPr>
-      </w:pPr>
-      <w:r>
-        <w:rPr>
-          <w:lang w:val="en-US"/>
-        </w:rPr>
-        <w:t xml:space="preserve">Độ chính xác cao hơn so với nhiều phương pháp truyền thống. </w:t>
-      </w:r>
-    </w:p>
-    <w:p>
-      <w:pPr>
-        <w:pStyle w:val="doan"/>
-        <w:rPr>
-          <w:lang w:val="en-US"/>
-        </w:rPr>
-      </w:pPr>
-      <w:r>
-        <w:rPr>
-          <w:lang w:val="en-US"/>
-        </w:rPr>
-        <w:t>Tuy nhiên, các mô hình học máy cũng tồn tại một số hạn chế:</w:t>
-      </w:r>
-    </w:p>
-    <w:p>
-      <w:pPr>
-        <w:pStyle w:val="bullet"/>
-        <w:rPr>
-          <w:lang w:val="en-US"/>
-        </w:rPr>
-      </w:pPr>
-      <w:r>
-        <w:rPr>
-          <w:lang w:val="en-US"/>
-        </w:rPr>
-        <w:t xml:space="preserve">Cần thực hiện tiền xử lý dữ liệu và xây dựng đặc trưng (Feature Engineering). </w:t>
-      </w:r>
-    </w:p>
-    <w:p>
-      <w:pPr>
-        <w:pStyle w:val="bullet"/>
-        <w:rPr>
-          <w:lang w:val="en-US"/>
-        </w:rPr>
-      </w:pPr>
-      <w:r>
-        <w:rPr>
-          <w:lang w:val="en-US"/>
-        </w:rPr>
-        <w:t xml:space="preserve">Hiệu quả phụ thuộc vào chất lượng dữ liệu đầu vào. </w:t>
-      </w:r>
-    </w:p>
-    <w:p>
-      <w:pPr>
-        <w:pStyle w:val="bullet"/>
-        <w:rPr>
-          <w:lang w:val="en-US"/>
-        </w:rPr>
-      </w:pPr>
-      <w:r>
-        <w:rPr>
-          <w:lang w:val="en-US"/>
-        </w:rPr>
-        <w:t xml:space="preserve">Một số mô hình khó giải thích kết quả. </w:t>
-      </w:r>
-    </w:p>
-    <w:p>
-      <w:pPr>
-        <w:pStyle w:val="C3"/>
-      </w:pPr>
-      <w:bookmarkStart w:id="11" w:name="_Toc229610242"/>
-      <w:r>
-        <w:t>1.2.3 Phương pháp học sâu (Deep Learning)</w:t>
-      </w:r>
-      <w:bookmarkEnd w:id="11"/>
-    </w:p>
-    <w:p>
-      <w:pPr>
-        <w:pStyle w:val="doan"/>
-        <w:rPr>
-          <w:lang w:val="en-US"/>
-        </w:rPr>
-      </w:pPr>
-      <w:r>
-        <w:rPr>
-          <w:lang w:val="en-US"/>
-        </w:rPr>
-        <w:t>rong những năm gần đây, các mô hình học sâu được nghiên cứu mạnh mẽ trong bài toán xử lý dữ liệu chuỗi thời gian. Các mô hình như RNN, LSTM và GRU có khả năng ghi nhớ thông tin theo chuỗi thời gian và học được các mối quan hệ dài hạn trong dữ liệu [7]</w:t>
-      </w:r>
-      <w:r>
-        <w:rPr>
-          <w:lang w:val="en-US"/>
-        </w:rPr>
-        <w:t>.</w:t>
-      </w:r>
-      <w:r>
-        <w:rPr>
-          <w:lang w:val="en-US"/>
-        </w:rPr>
-        <w:t xml:space="preserve"> </w:t>
-      </w:r>
-      <w:r>
-        <w:rPr>
-          <w:lang w:val="en-US"/>
-        </w:rPr>
-        <w:t>Trong đó, LSTM là mô hình được sử dụng phổ biến nhất do có khả năng khắc phục hiện tượng mất thông tin của mạng RNN truyền thống.</w:t>
-      </w:r>
-    </w:p>
-    <w:p>
-      <w:pPr>
-        <w:pStyle w:val="doan"/>
-        <w:rPr>
-          <w:lang w:val="en-US"/>
-        </w:rPr>
-      </w:pPr>
-      <w:r>
-        <w:rPr>
-          <w:lang w:val="en-US"/>
-        </w:rPr>
-        <w:t>Ưu điểm của phương pháp học sâu:</w:t>
-      </w:r>
-    </w:p>
-    <w:p>
-      <w:pPr>
-        <w:pStyle w:val="bullet"/>
-        <w:rPr>
-          <w:lang w:val="en-US"/>
-        </w:rPr>
-      </w:pPr>
-      <w:r>
-        <w:rPr>
-          <w:lang w:val="en-US"/>
-        </w:rPr>
-        <w:t xml:space="preserve">Khả năng học dữ liệu phức tạp và phi tuyến tốt. </w:t>
-      </w:r>
-    </w:p>
-    <w:p>
-      <w:pPr>
-        <w:pStyle w:val="bullet"/>
-        <w:rPr>
-          <w:lang w:val="en-US"/>
-        </w:rPr>
-      </w:pPr>
-      <w:r>
-        <w:rPr>
-          <w:lang w:val="en-US"/>
-        </w:rPr>
-        <w:t xml:space="preserve">Có thể khai thác được đặc trưng dài hạn của chuỗi thời gian. </w:t>
-      </w:r>
-    </w:p>
-    <w:p>
-      <w:pPr>
-        <w:pStyle w:val="bullet"/>
-        <w:rPr>
-          <w:lang w:val="en-US"/>
-        </w:rPr>
-      </w:pPr>
-      <w:r>
-        <w:rPr>
-          <w:lang w:val="en-US"/>
-        </w:rPr>
-        <w:t xml:space="preserve">Hiệu quả cao đối với dữ liệu lớn. </w:t>
-      </w:r>
-    </w:p>
-    <w:p>
-      <w:pPr>
-        <w:pStyle w:val="doan"/>
-        <w:rPr>
-          <w:lang w:val="en-US"/>
-        </w:rPr>
-      </w:pPr>
-      <w:r>
-        <w:t>Tuy nhiên, các mô hình học sâu thường yêu cầu dữ liệu lớn, thời gian huấn luyện dài và tài nguyên tính toán cao.</w:t>
-      </w:r>
-    </w:p>
-    <w:p>
-      <w:pPr>
-        <w:pStyle w:val="C2"/>
-      </w:pPr>
-      <w:bookmarkStart w:id="12" w:name="_Toc229610243"/>
-      <w:r>
-        <w:t>1.3 Nhận xét và đánh giá các nghiên cứu liên quan</w:t>
-      </w:r>
-      <w:bookmarkEnd w:id="12"/>
-    </w:p>
-    <w:p>
-      <w:pPr>
-        <w:pStyle w:val="doan"/>
-        <w:rPr>
-          <w:lang w:val="en-US"/>
-        </w:rPr>
-      </w:pPr>
-      <w:r>
-        <w:rPr>
-          <w:lang w:val="en-US"/>
-        </w:rPr>
-        <w:t>Qua quá trình khảo sát các nghiên cứu và phương pháp dự báo dữ liệu bán hàng, có thể nhận thấy rằng mỗi nhóm phương pháp đều có những ưu điểm và hạn chế riêng.</w:t>
-      </w:r>
-    </w:p>
-    <w:p>
-      <w:pPr>
-        <w:pStyle w:val="doan"/>
-        <w:rPr>
-          <w:lang w:val="en-US"/>
-        </w:rPr>
-      </w:pPr>
-      <w:r>
-        <w:rPr>
-          <w:lang w:val="en-US"/>
-        </w:rPr>
-        <w:t>Các phương pháp thống kê truyền thống như ARIMA có ưu điểm về tính đơn giản và phù hợp với dữ liệu có xu hướng rõ ràng. Tuy nhiên, khả năng xử lý dữ liệu phi tuyến còn hạn chế.</w:t>
-      </w:r>
-    </w:p>
-    <w:p>
-      <w:pPr>
-        <w:pStyle w:val="doan"/>
-        <w:rPr>
-          <w:lang w:val="en-US"/>
-        </w:rPr>
-      </w:pPr>
-      <w:r>
-        <w:rPr>
-          <w:lang w:val="en-US"/>
-        </w:rPr>
-        <w:lastRenderedPageBreak/>
-        <w:t>Các phương pháp học máy như Random Forest có khả năng xử lý dữ liệu linh hoạt hơn và cho kết quả khá tốt đối với dữ liệu có nhiều biến động. Tuy nhiên, các mô hình này thường yêu cầu bước tiền xử lý và xây dựng đặc trưng dữ liệu phù hợp.</w:t>
-      </w:r>
-    </w:p>
-    <w:p>
-      <w:pPr>
-        <w:pStyle w:val="doan"/>
-        <w:rPr>
-          <w:lang w:val="en-US"/>
-        </w:rPr>
-      </w:pPr>
-      <w:r>
-        <w:rPr>
-          <w:lang w:val="en-US"/>
-        </w:rPr>
         <w:t>Trong khi đó, các mô hình học sâu như LSTM có khả năng học được các mối quan hệ dài hạn trong chuỗi thời gian. Tuy nhiên, hiệu quả của mô hình phụ thuộc nhiều vào số lượng và chất lượng dữ liệu huấn luyện [7].</w:t>
       </w:r>
     </w:p>
@@ -13315,7 +13295,6 @@
         <w:ind w:left="709" w:firstLine="567"/>
       </w:pPr>
       <w:r>
-        <w:lastRenderedPageBreak/>
         <w:t xml:space="preserve">Các biến động bất thường của dữ liệu. </w:t>
       </w:r>
     </w:p>
@@ -13353,7 +13332,14 @@
         <w:rPr>
           <w:lang w:val="en-US"/>
         </w:rPr>
-        <w:t>Các mô hình được huấn luyện trên tập dữ liệu huấn luyện và đánh giá trên tập kiểm tra.</w:t>
+        <w:t xml:space="preserve">Các mô </w:t>
+      </w:r>
+      <w:r>
+        <w:rPr>
+          <w:lang w:val="en-US"/>
+        </w:rPr>
+        <w:lastRenderedPageBreak/>
+        <w:t>hình được huấn luyện trên tập dữ liệu huấn luyện và đánh giá trên tập kiểm tra.</w:t>
       </w:r>
     </w:p>
     <w:p>
@@ -13577,35 +13563,35 @@
         <w:rPr>
           <w:lang w:val="en-US"/>
         </w:rPr>
+        <w:t xml:space="preserve">Gom nhóm dữ liệu doanh thu theo tháng bằng phương pháp resample nhằm giảm nhiễu dữ liệu và hỗ trợ quá trình dự báo. </w:t>
+      </w:r>
+    </w:p>
+    <w:p>
+      <w:pPr>
+        <w:pStyle w:val="bullet"/>
+        <w:rPr>
+          <w:lang w:val="en-US"/>
+        </w:rPr>
+      </w:pPr>
+      <w:r>
+        <w:rPr>
+          <w:lang w:val="en-US"/>
+        </w:rPr>
+        <w:t xml:space="preserve">Phát hiện và xử lý dữ liệu ngoại lai bằng các phương pháp như Z-score và IQR. </w:t>
+      </w:r>
+    </w:p>
+    <w:p>
+      <w:pPr>
+        <w:pStyle w:val="bullet"/>
+        <w:rPr>
+          <w:lang w:val="en-US"/>
+        </w:rPr>
+      </w:pPr>
+      <w:r>
+        <w:rPr>
+          <w:lang w:val="en-US"/>
+        </w:rPr>
         <w:lastRenderedPageBreak/>
-        <w:t xml:space="preserve">Gom nhóm dữ liệu doanh thu theo tháng bằng phương pháp resample nhằm giảm nhiễu dữ liệu và hỗ trợ quá trình dự báo. </w:t>
-      </w:r>
-    </w:p>
-    <w:p>
-      <w:pPr>
-        <w:pStyle w:val="bullet"/>
-        <w:rPr>
-          <w:lang w:val="en-US"/>
-        </w:rPr>
-      </w:pPr>
-      <w:r>
-        <w:rPr>
-          <w:lang w:val="en-US"/>
-        </w:rPr>
-        <w:t xml:space="preserve">Phát hiện và xử lý dữ liệu ngoại lai bằng các phương pháp như Z-score và IQR. </w:t>
-      </w:r>
-    </w:p>
-    <w:p>
-      <w:pPr>
-        <w:pStyle w:val="bullet"/>
-        <w:rPr>
-          <w:lang w:val="en-US"/>
-        </w:rPr>
-      </w:pPr>
-      <w:r>
-        <w:rPr>
-          <w:lang w:val="en-US"/>
-        </w:rPr>
         <w:t xml:space="preserve">Chuẩn hóa dữ liệu bằng MinMaxScaler nhằm hỗ trợ các mô hình học sâu như LSTM hoạt động ổn định hơn. </w:t>
       </w:r>
     </w:p>
@@ -13768,14 +13754,7 @@
         <w:rPr>
           <w:lang w:val="en-US"/>
         </w:rPr>
-        <w:t xml:space="preserve">Chương này trình bày các cơ sở lý thuyết liên quan đến dữ liệu chuỗi thời gian, quy trình tiền xử lý dữ liệu, xây dựng đặc trưng dữ liệu và các mô hình dự báo được sử </w:t>
-      </w:r>
-      <w:r>
-        <w:rPr>
-          <w:lang w:val="en-US"/>
-        </w:rPr>
-        <w:lastRenderedPageBreak/>
-        <w:t xml:space="preserve">dụng trong chuyên đề như Linear Regression, Random Forest, ARIMA và LSTM. Ngoài ra, chương cũng trình bày các chỉ số đánh giá mô hình gồm MAE và RMSE nhằm phục vụ cho quá trình thực nghiệm và so sánh mô hình. </w:t>
+        <w:t xml:space="preserve">Chương này trình bày các cơ sở lý thuyết liên quan đến dữ liệu chuỗi thời gian, quy trình tiền xử lý dữ liệu, xây dựng đặc trưng dữ liệu và các mô hình dự báo được sử dụng trong chuyên đề như Linear Regression, Random Forest, ARIMA và LSTM. Ngoài ra, chương cũng trình bày các chỉ số đánh giá mô hình gồm MAE và RMSE nhằm phục vụ cho quá trình thực nghiệm và so sánh mô hình. </w:t>
       </w:r>
     </w:p>
     <w:p>
@@ -13807,7 +13786,14 @@
         <w:rPr>
           <w:lang w:val="en-US"/>
         </w:rPr>
-        <w:t xml:space="preserve">Chương này tập trung trình bày quá trình thực nghiệm của đề tài bao gồm mô tả tập dữ liệu, quy trình xử lý dữ liệu, huấn luyện mô hình và đánh giá kết quả dự báo. Bên cạnh đó, chương cũng thực hiện phân tích, so sánh hiệu quả giữa các mô hình dự báo và thảo luận về những kết quả đạt được cũng như các hạn chế còn tồn tại trong quá trình nghiên cứu. </w:t>
+        <w:t xml:space="preserve">Chương này tập trung trình bày quá trình thực nghiệm của đề tài bao gồm mô tả tập dữ liệu, quy trình xử lý dữ liệu, huấn luyện mô hình và đánh giá kết quả dự báo. Bên cạnh đó, </w:t>
+      </w:r>
+      <w:r>
+        <w:rPr>
+          <w:lang w:val="en-US"/>
+        </w:rPr>
+        <w:lastRenderedPageBreak/>
+        <w:t xml:space="preserve">chương cũng thực hiện phân tích, so sánh hiệu quả giữa các mô hình dự báo và thảo luận về những kết quả đạt được cũng như các hạn chế còn tồn tại trong quá trình nghiên cứu. </w:t>
       </w:r>
     </w:p>
     <w:p>
@@ -14278,11 +14264,11 @@
         </w:rPr>
       </w:pPr>
       <w:r>
-        <w:t xml:space="preserve">Đối với bộ dữ liệu “Store Sales Forecasting Dataset”, doanh thu bán hàng có sự biến động theo từng tháng và xuất hiện xu hướng tăng giảm theo thời gian. Vì vậy, việc </w:t>
+        <w:t xml:space="preserve">Đối với bộ dữ liệu “Store Sales Forecasting Dataset”, doanh thu bán hàng có sự biến động theo từng tháng và xuất hiện xu hướng tăng giảm theo thời gian. Vì vậy, việc phân tích </w:t>
       </w:r>
       <w:r>
         <w:lastRenderedPageBreak/>
-        <w:t>phân tích các thành phần của chuỗi thời gian giúp lựa chọn mô hình dự báo phù hợp hơn cho bài toán nghiên cứu [4].</w:t>
+        <w:t>các thành phần của chuỗi thời gian giúp lựa chọn mô hình dự báo phù hợp hơn cho bài toán nghiên cứu [4].</w:t>
       </w:r>
     </w:p>
     <w:p>
@@ -17718,8 +17704,14 @@
         <w:rPr>
           <w:lang w:val="en-US"/>
         </w:rPr>
+        <w:t xml:space="preserve">Trong chuyên đề này, Time Index đặc biệt phù hợp với mô hình Linear Regression vì mô hình này hoạt động tốt khi dữ liệu có xu hướng tuyến tính rõ ràng. Việc xây dựng </w:t>
+      </w:r>
+      <w:r>
+        <w:rPr>
+          <w:lang w:val="en-US"/>
+        </w:rPr>
         <w:lastRenderedPageBreak/>
-        <w:t>Trong chuyên đề này, Time Index đặc biệt phù hợp với mô hình Linear Regression vì mô hình này hoạt động tốt khi dữ liệu có xu hướng tuyến tính rõ ràng. Việc xây dựng month_index giúp mô hình học được quy luật tăng trưởng doanh thu qua từng tháng trong bộ dữ liệu bán hàng.</w:t>
+        <w:t>month_index giúp mô hình học được quy luật tăng trưởng doanh thu qua từng tháng trong bộ dữ liệu bán hàng.</w:t>
       </w:r>
     </w:p>
     <w:p>
@@ -17983,16 +17975,16 @@
         <w:rPr>
           <w:lang w:val="en-US"/>
         </w:rPr>
+        <w:t>Việc lựa chọn nhiều mô hình khác nhau giúp đánh giá khả năng thích nghi của từng mô hình đối với dữ liệu chuỗi thời gian.</w:t>
+      </w:r>
+    </w:p>
+    <w:p>
+      <w:pPr>
+        <w:pStyle w:val="C3"/>
+      </w:pPr>
+      <w:bookmarkStart w:id="33" w:name="_Toc229610258"/>
+      <w:r>
         <w:lastRenderedPageBreak/>
-        <w:t>Việc lựa chọn nhiều mô hình khác nhau giúp đánh giá khả năng thích nghi của từng mô hình đối với dữ liệu chuỗi thời gian.</w:t>
-      </w:r>
-    </w:p>
-    <w:p>
-      <w:pPr>
-        <w:pStyle w:val="C3"/>
-      </w:pPr>
-      <w:bookmarkStart w:id="33" w:name="_Toc229610258"/>
-      <w:r>
         <w:t>2.4.1 Linear Regression</w:t>
       </w:r>
       <w:bookmarkEnd w:id="33"/>
@@ -18362,7 +18354,6 @@
         <w:rPr>
           <w:lang w:val="en-US"/>
         </w:rPr>
-        <w:lastRenderedPageBreak/>
         <w:t>Mục tiêu của Linear Regression là tìm ra đường thẳng tối ưu sao cho khoảng cách giữa giá trị dự đoán và giá trị thực tế là nhỏ nhất. Để thực hiện điều này, mô hình sử dụng phương pháp Ordinary Least Squares (OLS) nhằm tối thiểu hóa tổng bình phương sai số [3].</w:t>
       </w:r>
     </w:p>
@@ -18394,6 +18385,7 @@
               <w:rFonts w:ascii="Cambria Math" w:hAnsi="Cambria Math"/>
               <w:lang w:val="en-US"/>
             </w:rPr>
+            <w:lastRenderedPageBreak/>
             <m:t>Loss=</m:t>
           </m:r>
           <m:nary>
@@ -19065,7 +19057,6 @@
         <w:rPr>
           <w:lang w:val="en-US"/>
         </w:rPr>
-        <w:lastRenderedPageBreak/>
         <w:t xml:space="preserve">Phù hợp với dữ liệu có xu hướng tuyến tính. </w:t>
       </w:r>
     </w:p>
@@ -19130,6 +19121,7 @@
         <w:rPr>
           <w:lang w:val="en-US"/>
         </w:rPr>
+        <w:lastRenderedPageBreak/>
         <w:t xml:space="preserve">Khó xử lý dữ liệu phi tuyến. </w:t>
       </w:r>
     </w:p>
@@ -19278,63 +19270,63 @@
         <w:rPr>
           <w:lang w:val="en-US"/>
         </w:rPr>
+        <w:t xml:space="preserve">Lag Feature. </w:t>
+      </w:r>
+    </w:p>
+    <w:p>
+      <w:pPr>
+        <w:pStyle w:val="bullet"/>
+        <w:rPr>
+          <w:lang w:val="en-US"/>
+        </w:rPr>
+      </w:pPr>
+      <w:r>
+        <w:rPr>
+          <w:lang w:val="en-US"/>
+        </w:rPr>
+        <w:t xml:space="preserve">Rolling Mean. </w:t>
+      </w:r>
+    </w:p>
+    <w:p>
+      <w:pPr>
+        <w:pStyle w:val="bullet"/>
+        <w:rPr>
+          <w:lang w:val="en-US"/>
+        </w:rPr>
+      </w:pPr>
+      <w:r>
+        <w:rPr>
+          <w:lang w:val="en-US"/>
+        </w:rPr>
+        <w:t xml:space="preserve">Time Index. </w:t>
+      </w:r>
+    </w:p>
+    <w:p>
+      <w:pPr>
+        <w:pStyle w:val="doan"/>
+        <w:rPr>
+          <w:lang w:val="en-US"/>
+        </w:rPr>
+      </w:pPr>
+      <w:r>
+        <w:rPr>
+          <w:lang w:val="en-US"/>
+        </w:rPr>
+        <w:t>Thông qua các đặc trưng này, mô hình có thể học được xu hướng biến động doanh thu giữa các tháng và đưa ra dự đoán cho các thời điểm tiếp theo.</w:t>
+      </w:r>
+    </w:p>
+    <w:p>
+      <w:pPr>
+        <w:pStyle w:val="doan"/>
+        <w:rPr>
+          <w:lang w:val="en-US"/>
+        </w:rPr>
+      </w:pPr>
+      <w:r>
+        <w:rPr>
+          <w:lang w:val="en-US"/>
+        </w:rPr>
         <w:lastRenderedPageBreak/>
-        <w:t xml:space="preserve">Lag Feature. </w:t>
-      </w:r>
-    </w:p>
-    <w:p>
-      <w:pPr>
-        <w:pStyle w:val="bullet"/>
-        <w:rPr>
-          <w:lang w:val="en-US"/>
-        </w:rPr>
-      </w:pPr>
-      <w:r>
-        <w:rPr>
-          <w:lang w:val="en-US"/>
-        </w:rPr>
-        <w:t xml:space="preserve">Rolling Mean. </w:t>
-      </w:r>
-    </w:p>
-    <w:p>
-      <w:pPr>
-        <w:pStyle w:val="bullet"/>
-        <w:rPr>
-          <w:lang w:val="en-US"/>
-        </w:rPr>
-      </w:pPr>
-      <w:r>
-        <w:rPr>
-          <w:lang w:val="en-US"/>
-        </w:rPr>
-        <w:t xml:space="preserve">Time Index. </w:t>
-      </w:r>
-    </w:p>
-    <w:p>
-      <w:pPr>
-        <w:pStyle w:val="doan"/>
-        <w:rPr>
-          <w:lang w:val="en-US"/>
-        </w:rPr>
-      </w:pPr>
-      <w:r>
-        <w:rPr>
-          <w:lang w:val="en-US"/>
-        </w:rPr>
-        <w:t>Thông qua các đặc trưng này, mô hình có thể học được xu hướng biến động doanh thu giữa các tháng và đưa ra dự đoán cho các thời điểm tiếp theo.</w:t>
-      </w:r>
-    </w:p>
-    <w:p>
-      <w:pPr>
-        <w:pStyle w:val="doan"/>
-        <w:rPr>
-          <w:lang w:val="en-US"/>
-        </w:rPr>
-      </w:pPr>
-      <w:r>
-        <w:rPr>
-          <w:lang w:val="en-US"/>
-        </w:rPr>
         <w:t>Về nguyên lý hoạt động, Random Forest xây dựng nhiều cây quyết định khác nhau từ các tập dữ liệu con được tạo ngẫu nhiên bằng kỹ thuật Bootstrap Sampling. Sau đó, kết quả của tất cả các cây được tổng hợp để đưa ra kết quả cuối cùng.</w:t>
       </w:r>
     </w:p>
@@ -19519,7 +19511,6 @@
         <w:rPr>
           <w:lang w:val="en-US"/>
         </w:rPr>
-        <w:lastRenderedPageBreak/>
         <w:t xml:space="preserve">Bước 4. </w:t>
       </w:r>
       <w:r>
@@ -19704,6 +19695,7 @@
             <w:rFonts w:ascii="Cambria Math" w:hAnsi="Cambria Math"/>
             <w:lang w:val="en-US"/>
           </w:rPr>
+          <w:lastRenderedPageBreak/>
           <m:t>N</m:t>
         </m:r>
       </m:oMath>
@@ -19994,22 +19986,92 @@
         <w:rPr>
           <w:lang w:val="en-US"/>
         </w:rPr>
+        <w:t xml:space="preserve">Độ chính xác tương đối cao trên nhiều bài toán thực tế. </w:t>
+      </w:r>
+    </w:p>
+    <w:p>
+      <w:pPr>
+        <w:pStyle w:val="doan"/>
+        <w:rPr>
+          <w:lang w:val="en-US"/>
+        </w:rPr>
+      </w:pPr>
+      <w:r>
+        <w:rPr>
+          <w:lang w:val="en-US"/>
+        </w:rPr>
+        <w:t>Đối với bộ dữ liệu “Store Sales Forecasting Dataset”, Random Forest có khả năng học được:</w:t>
+      </w:r>
+    </w:p>
+    <w:p>
+      <w:pPr>
+        <w:pStyle w:val="bullet"/>
+        <w:rPr>
+          <w:lang w:val="en-US"/>
+        </w:rPr>
+      </w:pPr>
+      <w:r>
+        <w:rPr>
+          <w:lang w:val="en-US"/>
+        </w:rPr>
+        <w:t xml:space="preserve">Xu hướng tăng giảm doanh thu. </w:t>
+      </w:r>
+    </w:p>
+    <w:p>
+      <w:pPr>
+        <w:pStyle w:val="bullet"/>
+        <w:rPr>
+          <w:lang w:val="en-US"/>
+        </w:rPr>
+      </w:pPr>
+      <w:r>
+        <w:rPr>
+          <w:lang w:val="en-US"/>
+        </w:rPr>
+        <w:t xml:space="preserve">Mối quan hệ giữa các tháng liên tiếp. </w:t>
+      </w:r>
+    </w:p>
+    <w:p>
+      <w:pPr>
+        <w:pStyle w:val="bullet"/>
+        <w:rPr>
+          <w:lang w:val="en-US"/>
+        </w:rPr>
+      </w:pPr>
+      <w:r>
+        <w:rPr>
+          <w:lang w:val="en-US"/>
+        </w:rPr>
+        <w:t xml:space="preserve">Các biến động ngắn hạn trong dữ liệu bán hàng. </w:t>
+      </w:r>
+    </w:p>
+    <w:p>
+      <w:pPr>
+        <w:pStyle w:val="doan"/>
+        <w:rPr>
+          <w:lang w:val="en-US"/>
+        </w:rPr>
+      </w:pPr>
+      <w:r>
+        <w:rPr>
+          <w:lang w:val="en-US"/>
+        </w:rPr>
+        <w:t>Tuy nhiên, mô hình cũng tồn tại một số hạn chế:</w:t>
+      </w:r>
+    </w:p>
+    <w:p>
+      <w:pPr>
+        <w:pStyle w:val="bullet"/>
+        <w:rPr>
+          <w:lang w:val="en-US"/>
+        </w:rPr>
+      </w:pPr>
+      <w:r>
+        <w:rPr>
+          <w:lang w:val="en-US"/>
+        </w:rPr>
         <w:lastRenderedPageBreak/>
-        <w:t xml:space="preserve">Độ chính xác tương đối cao trên nhiều bài toán thực tế. </w:t>
-      </w:r>
-    </w:p>
-    <w:p>
-      <w:pPr>
-        <w:pStyle w:val="doan"/>
-        <w:rPr>
-          <w:lang w:val="en-US"/>
-        </w:rPr>
-      </w:pPr>
-      <w:r>
-        <w:rPr>
-          <w:lang w:val="en-US"/>
-        </w:rPr>
-        <w:t>Đối với bộ dữ liệu “Store Sales Forecasting Dataset”, Random Forest có khả năng học được:</w:t>
+        <w:t xml:space="preserve">Thời gian huấn luyện lâu hơn Linear Regression. </w:t>
       </w:r>
     </w:p>
     <w:p>
@@ -20023,7 +20085,7 @@
         <w:rPr>
           <w:lang w:val="en-US"/>
         </w:rPr>
-        <w:t xml:space="preserve">Xu hướng tăng giảm doanh thu. </w:t>
+        <w:t xml:space="preserve">Khó giải thích trực quan kết quả. </w:t>
       </w:r>
     </w:p>
     <w:p>
@@ -20037,7 +20099,7 @@
         <w:rPr>
           <w:lang w:val="en-US"/>
         </w:rPr>
-        <w:t xml:space="preserve">Mối quan hệ giữa các tháng liên tiếp. </w:t>
+        <w:t xml:space="preserve">Hiệu suất phụ thuộc nhiều vào chất lượng Feature Engineering. </w:t>
       </w:r>
     </w:p>
     <w:p>
@@ -20051,76 +20113,6 @@
         <w:rPr>
           <w:lang w:val="en-US"/>
         </w:rPr>
-        <w:t xml:space="preserve">Các biến động ngắn hạn trong dữ liệu bán hàng. </w:t>
-      </w:r>
-    </w:p>
-    <w:p>
-      <w:pPr>
-        <w:pStyle w:val="doan"/>
-        <w:rPr>
-          <w:lang w:val="en-US"/>
-        </w:rPr>
-      </w:pPr>
-      <w:r>
-        <w:rPr>
-          <w:lang w:val="en-US"/>
-        </w:rPr>
-        <w:t>Tuy nhiên, mô hình cũng tồn tại một số hạn chế:</w:t>
-      </w:r>
-    </w:p>
-    <w:p>
-      <w:pPr>
-        <w:pStyle w:val="bullet"/>
-        <w:rPr>
-          <w:lang w:val="en-US"/>
-        </w:rPr>
-      </w:pPr>
-      <w:r>
-        <w:rPr>
-          <w:lang w:val="en-US"/>
-        </w:rPr>
-        <w:t xml:space="preserve">Thời gian huấn luyện lâu hơn Linear Regression. </w:t>
-      </w:r>
-    </w:p>
-    <w:p>
-      <w:pPr>
-        <w:pStyle w:val="bullet"/>
-        <w:rPr>
-          <w:lang w:val="en-US"/>
-        </w:rPr>
-      </w:pPr>
-      <w:r>
-        <w:rPr>
-          <w:lang w:val="en-US"/>
-        </w:rPr>
-        <w:t xml:space="preserve">Khó giải thích trực quan kết quả. </w:t>
-      </w:r>
-    </w:p>
-    <w:p>
-      <w:pPr>
-        <w:pStyle w:val="bullet"/>
-        <w:rPr>
-          <w:lang w:val="en-US"/>
-        </w:rPr>
-      </w:pPr>
-      <w:r>
-        <w:rPr>
-          <w:lang w:val="en-US"/>
-        </w:rPr>
-        <w:t xml:space="preserve">Hiệu suất phụ thuộc nhiều vào chất lượng Feature Engineering. </w:t>
-      </w:r>
-    </w:p>
-    <w:p>
-      <w:pPr>
-        <w:pStyle w:val="bullet"/>
-        <w:rPr>
-          <w:lang w:val="en-US"/>
-        </w:rPr>
-      </w:pPr>
-      <w:r>
-        <w:rPr>
-          <w:lang w:val="en-US"/>
-        </w:rPr>
         <w:t xml:space="preserve">Không ghi nhớ thông tin thời gian tự nhiên như LSTM. </w:t>
       </w:r>
     </w:p>
@@ -20193,14 +20185,7 @@
         <w:rPr>
           <w:lang w:val="en-US"/>
         </w:rPr>
-        <w:t xml:space="preserve">Trong bài toán dự báo doanh thu bán hàng, dữ liệu doanh thu theo tháng thường có xu hướng phụ thuộc vào các thời điểm trước đó. Ví dụ, doanh thu của tháng hiện tại có thể chịu ảnh hưởng từ doanh thu của nhiều tháng trước hoặc từ các biến động ngắn </w:t>
-      </w:r>
-      <w:r>
-        <w:rPr>
-          <w:lang w:val="en-US"/>
-        </w:rPr>
-        <w:lastRenderedPageBreak/>
-        <w:t>hạn gần đây. Vì vậy, ARIMA là một mô hình phù hợp để khảo sát khả năng dự báo trên bộ dữ liệu “Store Sales Forecasting Dataset”.</w:t>
+        <w:t>Trong bài toán dự báo doanh thu bán hàng, dữ liệu doanh thu theo tháng thường có xu hướng phụ thuộc vào các thời điểm trước đó. Ví dụ, doanh thu của tháng hiện tại có thể chịu ảnh hưởng từ doanh thu của nhiều tháng trước hoặc từ các biến động ngắn hạn gần đây. Vì vậy, ARIMA là một mô hình phù hợp để khảo sát khả năng dự báo trên bộ dữ liệu “Store Sales Forecasting Dataset”.</w:t>
       </w:r>
     </w:p>
     <w:tbl>
@@ -20218,9 +20203,9 @@
         <w:tblLook w:val="04A0" w:firstRow="1" w:lastRow="0" w:firstColumn="1" w:lastColumn="0" w:noHBand="0" w:noVBand="1"/>
       </w:tblPr>
       <w:tblGrid>
-        <w:gridCol w:w="3180"/>
-        <w:gridCol w:w="2879"/>
-        <w:gridCol w:w="3012"/>
+        <w:gridCol w:w="3221"/>
+        <w:gridCol w:w="3020"/>
+        <w:gridCol w:w="3050"/>
       </w:tblGrid>
       <w:tr>
         <w:tc>
@@ -20308,7 +20293,7 @@
                 <w:noProof/>
               </w:rPr>
               <w:drawing>
-                <wp:inline distT="0" distB="0" distL="0" distR="0" wp14:anchorId="03005E1B" wp14:editId="20E90E99">
+                <wp:inline distT="0" distB="0" distL="0" distR="0" wp14:anchorId="03005E1B" wp14:editId="56C8BBF9">
                   <wp:extent cx="1706792" cy="1362043"/>
                   <wp:effectExtent l="0" t="0" r="8255" b="0"/>
                   <wp:docPr id="1926624783" name="Picture 5"/>
@@ -20479,6 +20464,7 @@
         <w:rPr>
           <w:lang w:val="en-US"/>
         </w:rPr>
+        <w:lastRenderedPageBreak/>
         <w:t xml:space="preserve">AR (AutoRegressive): Thành phần tự hồi quy. </w:t>
       </w:r>
     </w:p>
@@ -21146,6 +21132,7 @@
         <w:rPr>
           <w:lang w:val="en-US"/>
         </w:rPr>
+        <w:lastRenderedPageBreak/>
         <w:t xml:space="preserve">Phương sai không cố định. </w:t>
       </w:r>
     </w:p>
@@ -21537,7 +21524,6 @@
         <w:rPr>
           <w:lang w:val="en-US"/>
         </w:rPr>
-        <w:lastRenderedPageBreak/>
         <w:t>Công thức tổng quát:</w:t>
       </w:r>
     </w:p>
@@ -21924,6 +21910,7 @@
         <w:rPr>
           <w:lang w:val="en-US"/>
         </w:rPr>
+        <w:lastRenderedPageBreak/>
         <w:t>Sau quá trình phân tích dữ liệu, mô hình được lựa chọn với cấu hình cơ bản:</w:t>
       </w:r>
     </w:p>
@@ -22163,7 +22150,6 @@
         <w:rPr>
           <w:lang w:val="en-US"/>
         </w:rPr>
-        <w:lastRenderedPageBreak/>
         <w:t>Đối với dữ liệu doanh thu bán hàng, ARIMA có thể học được sự phụ thuộc giữa các tháng liên tiếp và đưa ra dự báo dựa trên lịch sử doanh thu.</w:t>
       </w:r>
     </w:p>
@@ -22304,6 +22290,7 @@
       </w:pPr>
       <w:bookmarkStart w:id="46" w:name="_Toc229610261"/>
       <w:r>
+        <w:lastRenderedPageBreak/>
         <w:t>2.2.4 LSTM (Long Short-Term Memory)</w:t>
       </w:r>
       <w:bookmarkEnd w:id="46"/>
@@ -22375,7 +22362,6 @@
         <w:rPr>
           <w:lang w:val="en-US"/>
         </w:rPr>
-        <w:lastRenderedPageBreak/>
         <w:t xml:space="preserve">Xu hướng tăng trưởng dài hạn. </w:t>
       </w:r>
     </w:p>
@@ -22568,6 +22554,7 @@
         <w:rPr>
           <w:lang w:val="en-US"/>
         </w:rPr>
+        <w:lastRenderedPageBreak/>
         <w:t xml:space="preserve">Thông tin nào cần loại bỏ. </w:t>
       </w:r>
     </w:p>
@@ -22600,9 +22587,9 @@
         <w:tblLook w:val="04A0" w:firstRow="1" w:lastRow="0" w:firstColumn="1" w:lastColumn="0" w:noHBand="0" w:noVBand="1"/>
       </w:tblPr>
       <w:tblGrid>
-        <w:gridCol w:w="3511"/>
-        <w:gridCol w:w="3208"/>
-        <w:gridCol w:w="2352"/>
+        <w:gridCol w:w="3732"/>
+        <w:gridCol w:w="3410"/>
+        <w:gridCol w:w="2496"/>
       </w:tblGrid>
       <w:tr>
         <w:tc>
@@ -22618,7 +22605,7 @@
                 <w:noProof/>
               </w:rPr>
               <w:drawing>
-                <wp:inline distT="0" distB="0" distL="0" distR="0" wp14:anchorId="67329F44" wp14:editId="45D1E91E">
+                <wp:inline distT="0" distB="0" distL="0" distR="0" wp14:anchorId="67329F44" wp14:editId="3217D164">
                   <wp:extent cx="2233914" cy="1082040"/>
                   <wp:effectExtent l="0" t="0" r="0" b="3810"/>
                   <wp:docPr id="1439377995" name="Picture 6"/>
@@ -22886,7 +22873,6 @@
           <w:bCs/>
           <w:lang w:val="en-US"/>
         </w:rPr>
-        <w:lastRenderedPageBreak/>
         <w:t>Forget Gate</w:t>
       </w:r>
       <w:r>
@@ -23538,6 +23524,7 @@
         <w:rPr>
           <w:lang w:val="en-US"/>
         </w:rPr>
+        <w:lastRenderedPageBreak/>
         <w:t>Thông tin mới sẽ được cập nhật vào Cell State nhằm giúp mô hình học được các đặc trưng mới của dữ liệu doanh thu.</w:t>
       </w:r>
       <w:r>
@@ -23866,7 +23853,6 @@
           <w:bCs/>
           <w:lang w:val="en-US"/>
         </w:rPr>
-        <w:lastRenderedPageBreak/>
         <w:t xml:space="preserve">b) </w:t>
       </w:r>
       <w:r>
@@ -24186,6 +24172,7 @@
         <w:rPr>
           <w:lang w:val="en-US"/>
         </w:rPr>
+        <w:lastRenderedPageBreak/>
         <w:t xml:space="preserve">Hàm kích hoạt ReLU. </w:t>
       </w:r>
     </w:p>
@@ -24489,7 +24476,6 @@
         <w:rPr>
           <w:lang w:val="en-US"/>
         </w:rPr>
-        <w:lastRenderedPageBreak/>
         <w:t>LSTM có nhiều ưu điểm trong bài toán dự báo chuỗi thời gian:</w:t>
       </w:r>
     </w:p>
@@ -24672,6 +24658,7 @@
       </w:pPr>
       <w:bookmarkStart w:id="52" w:name="_Toc229610262"/>
       <w:r>
+        <w:lastRenderedPageBreak/>
         <w:t>2.5 Các chỉ số đánh giá mô hình</w:t>
       </w:r>
       <w:bookmarkEnd w:id="52"/>
@@ -24732,7 +24719,6 @@
               <w:sz w:val="26"/>
               <w:szCs w:val="26"/>
             </w:rPr>
-            <w:lastRenderedPageBreak/>
             <m:t>MAE=</m:t>
           </m:r>
           <m:f>
@@ -25732,7 +25718,6 @@
               </w:rPr>
             </w:pPr>
             <w:r>
-              <w:lastRenderedPageBreak/>
               <w:t>Order ID</w:t>
             </w:r>
           </w:p>
@@ -25773,6 +25758,7 @@
               </w:rPr>
             </w:pPr>
             <w:r>
+              <w:lastRenderedPageBreak/>
               <w:t>Order Date</w:t>
             </w:r>
           </w:p>
@@ -26529,19 +26515,19 @@
         <w:rPr>
           <w:lang w:val="en-US"/>
         </w:rPr>
+        <w:t>Thông qua cấu trúc dữ liệu có thể thấy bộ dữ liệu không chỉ phục vụ cho bài toán dự báo doanh thu mà còn phù hợp với nhiều bài toán phân tích dữ liệu kinh doanh khác như:</w:t>
+      </w:r>
+      <w:r>
+        <w:rPr>
+          <w:lang w:val="en-US"/>
+        </w:rPr>
+        <w:t xml:space="preserve"> </w:t>
+      </w:r>
+      <w:r>
+        <w:rPr>
+          <w:lang w:val="en-US"/>
+        </w:rPr>
         <w:lastRenderedPageBreak/>
-        <w:t>Thông qua cấu trúc dữ liệu có thể thấy bộ dữ liệu không chỉ phục vụ cho bài toán dự báo doanh thu mà còn phù hợp với nhiều bài toán phân tích dữ liệu kinh doanh khác như:</w:t>
-      </w:r>
-      <w:r>
-        <w:rPr>
-          <w:lang w:val="en-US"/>
-        </w:rPr>
-        <w:t xml:space="preserve"> </w:t>
-      </w:r>
-      <w:r>
-        <w:rPr>
-          <w:lang w:val="en-US"/>
-        </w:rPr>
         <w:t>phân tích hành vi khách hàng, phân tích hiệu quả bán hàng, phân tích lợi nhuận, phân tích sản phẩm bán chạy. Tuy nhiên, trong phạm vi chuyên đề này, mục tiêu chính là nghiên cứu bài toán dự báo doanh thu theo thời gian. Vì vậy, không phải tất cả các thuộc tính đều được sử dụng trong quá trình xây dựng mô hình.</w:t>
       </w:r>
     </w:p>
@@ -26890,36 +26876,42 @@
         <w:rPr>
           <w:lang w:val="en-US"/>
         </w:rPr>
+        <w:t xml:space="preserve">Thuộc tính Sale_date đóng vai trò là biến thời gian của chuỗi dữ liệu. </w:t>
+      </w:r>
+    </w:p>
+    <w:p>
+      <w:pPr>
+        <w:pStyle w:val="bullet"/>
+        <w:rPr>
+          <w:lang w:val="en-US"/>
+        </w:rPr>
+      </w:pPr>
+      <w:r>
+        <w:rPr>
+          <w:lang w:val="en-US"/>
+        </w:rPr>
+        <w:t xml:space="preserve">Thuộc tính Revenue là biến mục tiêu cần dự báo. </w:t>
+      </w:r>
+    </w:p>
+    <w:p>
+      <w:pPr>
+        <w:pStyle w:val="doan"/>
+        <w:rPr>
+          <w:lang w:val="en-US"/>
+        </w:rPr>
+      </w:pPr>
+      <w:r>
+        <w:rPr>
+          <w:lang w:val="en-US"/>
+        </w:rPr>
+        <w:t xml:space="preserve">Việc lựa chọn hai thuộc tính này xuất phát từ mục tiêu chính của chuyên đề là nghiên cứu bài toán dự báo doanh thu theo thời gian. Do đó, yếu tố thời gian và doanh thu là hai </w:t>
+      </w:r>
+      <w:r>
+        <w:rPr>
+          <w:lang w:val="en-US"/>
+        </w:rPr>
         <w:lastRenderedPageBreak/>
-        <w:t xml:space="preserve">Thuộc tính Sale_date đóng vai trò là biến thời gian của chuỗi dữ liệu. </w:t>
-      </w:r>
-    </w:p>
-    <w:p>
-      <w:pPr>
-        <w:pStyle w:val="bullet"/>
-        <w:rPr>
-          <w:lang w:val="en-US"/>
-        </w:rPr>
-      </w:pPr>
-      <w:r>
-        <w:rPr>
-          <w:lang w:val="en-US"/>
-        </w:rPr>
-        <w:t xml:space="preserve">Thuộc tính Revenue là biến mục tiêu cần dự báo. </w:t>
-      </w:r>
-    </w:p>
-    <w:p>
-      <w:pPr>
-        <w:pStyle w:val="doan"/>
-        <w:rPr>
-          <w:lang w:val="en-US"/>
-        </w:rPr>
-      </w:pPr>
-      <w:r>
-        <w:rPr>
-          <w:lang w:val="en-US"/>
-        </w:rPr>
-        <w:t>Việc lựa chọn hai thuộc tính này xuất phát từ mục tiêu chính của chuyên đề là nghiên cứu bài toán dự báo doanh thu theo thời gian. Do đó, yếu tố thời gian và doanh thu là hai thành phần quan trọng nhất cần được giữ lại để xây dựng chuỗi dữ liệu phục vụ huấn luyện mô hình.</w:t>
+        <w:t>thành phần quan trọng nhất cần được giữ lại để xây dựng chuỗi dữ liệu phục vụ huấn luyện mô hình.</w:t>
       </w:r>
     </w:p>
     <w:p>
@@ -27023,7 +27015,6 @@
           <w:noProof/>
           <w:lang w:val="en-US"/>
         </w:rPr>
-        <w:lastRenderedPageBreak/>
         <w:drawing>
           <wp:inline distT="0" distB="0" distL="0" distR="0" wp14:anchorId="59F507A6" wp14:editId="28335B8D">
             <wp:extent cx="4343623" cy="4076910"/>
@@ -27110,6 +27101,7 @@
         <w:rPr>
           <w:lang w:val="en-US"/>
         </w:rPr>
+        <w:lastRenderedPageBreak/>
         <w:t xml:space="preserve">Làm sạch dữ liệu. </w:t>
       </w:r>
     </w:p>
@@ -27213,7 +27205,6 @@
           <w:noProof/>
           <w:lang w:val="en-US"/>
         </w:rPr>
-        <w:lastRenderedPageBreak/>
         <w:drawing>
           <wp:inline distT="0" distB="0" distL="0" distR="0" wp14:anchorId="07768464" wp14:editId="105AA618">
             <wp:extent cx="5760085" cy="1117600"/>
@@ -27383,6 +27374,7 @@
           <w:noProof/>
           <w:lang w:val="en-US"/>
         </w:rPr>
+        <w:lastRenderedPageBreak/>
         <w:drawing>
           <wp:inline distT="0" distB="0" distL="0" distR="0" wp14:anchorId="73B85F62" wp14:editId="08F53195">
             <wp:extent cx="5760085" cy="951230"/>
@@ -27463,7 +27455,6 @@
           <w:noProof/>
           <w:lang w:val="en-US"/>
         </w:rPr>
-        <w:lastRenderedPageBreak/>
         <w:drawing>
           <wp:inline distT="0" distB="0" distL="0" distR="0" wp14:anchorId="4EEAD27C" wp14:editId="1C8294DA">
             <wp:extent cx="5760085" cy="1712595"/>
@@ -27669,6 +27660,7 @@
           <w:noProof/>
           <w:lang w:val="en-US"/>
         </w:rPr>
+        <w:lastRenderedPageBreak/>
         <w:drawing>
           <wp:inline distT="0" distB="0" distL="0" distR="0" wp14:anchorId="44664CD0" wp14:editId="6CADF277">
             <wp:extent cx="5760085" cy="2021840"/>
@@ -27760,7 +27752,6 @@
         <w:rPr>
           <w:lang w:val="en-US"/>
         </w:rPr>
-        <w:lastRenderedPageBreak/>
         <w:t>Hệ thống tiến hành kiểm tra các giá trị thiếu (Missing Values) trong dữ liệu.</w:t>
       </w:r>
     </w:p>
@@ -28022,6 +28013,7 @@
         <w:rPr>
           <w:lang w:val="en-US"/>
         </w:rPr>
+        <w:lastRenderedPageBreak/>
         <w:t>Do đó, chuyên đề tiến hành tổng hợp doanh thu theo tháng bằng phương pháp resample trong thư viện Pandas.</w:t>
       </w:r>
       <w:r>
@@ -28115,7 +28107,6 @@
       </w:pPr>
       <w:bookmarkStart w:id="91" w:name="_Toc229610271"/>
       <w:r>
-        <w:lastRenderedPageBreak/>
         <w:t>3.2.3 Xử lý giá trị ngoại lai (Outlier)</w:t>
       </w:r>
       <w:bookmarkEnd w:id="91"/>
@@ -28293,6 +28284,7 @@
           <w:noProof/>
           <w:lang w:val="en-US"/>
         </w:rPr>
+        <w:lastRenderedPageBreak/>
         <w:drawing>
           <wp:inline distT="0" distB="0" distL="0" distR="0" wp14:anchorId="30B8129B" wp14:editId="6B4FDD5D">
             <wp:extent cx="5760085" cy="1244600"/>
@@ -28394,7 +28386,6 @@
         <w:rPr>
           <w:lang w:val="en-US"/>
         </w:rPr>
-        <w:lastRenderedPageBreak/>
         <w:t>Doanh thu bán hàng có thể dao động rất lớn giữa các thời điểm. Vì vậy, chuyên đề sử dụng phương pháp MinMax Scaling để chuẩn hóa dữ liệu về khoảng [0,1].</w:t>
       </w:r>
     </w:p>
@@ -28785,6 +28776,7 @@
           <w:bCs/>
           <w:lang w:val="en-US"/>
         </w:rPr>
+        <w:lastRenderedPageBreak/>
         <w:t>Lag Feature</w:t>
       </w:r>
     </w:p>
@@ -28846,7 +28838,6 @@
           <w:noProof/>
           <w:lang w:val="en-US"/>
         </w:rPr>
-        <w:lastRenderedPageBreak/>
         <w:drawing>
           <wp:inline distT="0" distB="0" distL="0" distR="0" wp14:anchorId="235EA7E7" wp14:editId="06CF4577">
             <wp:extent cx="5760085" cy="654050"/>
@@ -29121,6 +29112,7 @@
         <w:rPr>
           <w:lang w:val="en-US"/>
         </w:rPr>
+        <w:lastRenderedPageBreak/>
         <w:t xml:space="preserve">Biến </w:t>
       </w:r>
       <w:r>
@@ -29159,7 +29151,6 @@
           <w:noProof/>
           <w:lang w:val="en-US"/>
         </w:rPr>
-        <w:lastRenderedPageBreak/>
         <w:drawing>
           <wp:inline distT="0" distB="0" distL="0" distR="0" wp14:anchorId="019B413F" wp14:editId="4EAA1284">
             <wp:extent cx="5760085" cy="179070"/>
@@ -29319,7 +29310,11 @@
         <w:t xml:space="preserve">. </w:t>
       </w:r>
       <w:r>
-        <w:t xml:space="preserve">Sự tồn tại của xu hướng này cũng là minh chứng rõ nét cho thấy dữ liệu có tính phụ thuộc mạnh vào trục thời gian, cực kỳ </w:t>
+        <w:t xml:space="preserve">Sự tồn tại của xu hướng này </w:t>
+      </w:r>
+      <w:r>
+        <w:lastRenderedPageBreak/>
+        <w:t xml:space="preserve">cũng là minh chứng rõ nét cho thấy dữ liệu có tính phụ thuộc mạnh vào trục thời gian, cực kỳ </w:t>
       </w:r>
       <w:r>
         <w:rPr>
@@ -29345,7 +29340,6 @@
       </w:pPr>
       <w:bookmarkStart w:id="111" w:name="_Toc229610276"/>
       <w:r>
-        <w:lastRenderedPageBreak/>
         <w:t xml:space="preserve">3.3.2 Phân tích </w:t>
       </w:r>
       <w:r>
@@ -29507,7 +29501,7 @@
           <w:sz w:val="26"/>
           <w:szCs w:val="26"/>
         </w:rPr>
-        <w:t xml:space="preserve">Ngược lại, đối với các mô hình học máy và học sâu như Random Forest hay LSTM, tính dừng không phải là yêu cầu khắt khe. Các mạng nơ-ron phức tạp có khả năng tự xấp xỉ và học quy luật phi tuyến từ chính chuỗi dữ liệu gốc. Tuy nhiên, để tối ưu hóa hiệu suất huấn luyện và tránh hiện tượng bùng nổ đạo hàm, chuyên đề đã áp dụng kỹ thuật chuẩn hóa (MinMax Scaling) kết hợp với phương pháp trượt cửa sổ thời </w:t>
+        <w:t xml:space="preserve">Ngược lại, đối với các mô hình học máy và học sâu như Random Forest hay LSTM, tính dừng không phải là yêu cầu khắt khe. Các mạng nơ-ron phức tạp có khả năng tự xấp xỉ </w:t>
       </w:r>
       <w:r>
         <w:rPr>
@@ -29515,7 +29509,7 @@
           <w:szCs w:val="26"/>
         </w:rPr>
         <w:lastRenderedPageBreak/>
-        <w:t>gian (Lag Features). Cách tiếp cận linh hoạt này vừa đảm bảo mô hình có đủ thông tin lịch sử để nhận diện xu hướng, vừa duy trì được tính ổn định và tốc độ hội tụ trong suốt quá trình học.</w:t>
+        <w:t>và học quy luật phi tuyến từ chính chuỗi dữ liệu gốc. Tuy nhiên, để tối ưu hóa hiệu suất huấn luyện và tránh hiện tượng bùng nổ đạo hàm, chuyên đề đã áp dụng kỹ thuật chuẩn hóa (MinMax Scaling) kết hợp với phương pháp trượt cửa sổ thời gian (Lag Features). Cách tiếp cận linh hoạt này vừa đảm bảo mô hình có đủ thông tin lịch sử để nhận diện xu hướng, vừa duy trì được tính ổn định và tốc độ hội tụ trong suốt quá trình học.</w:t>
       </w:r>
     </w:p>
     <w:p>
@@ -29995,11 +29989,7 @@
         <w:t>Dữ liệu tồn tại biến động mùa vụ lặp lại: b</w:t>
       </w:r>
       <w:r>
-        <w:t xml:space="preserve">iểu đồ đường thời gian cho thấy một mô hình biến động lặp đi lặp lại rất đặc trưng mang tính chu kỳ hàng năm. Cụ thể, khối lượng đơn hàng và doanh thu thường chững lại hoặc tạo đáy vào các tháng đầu năm (Tháng 1, 2) nhưng lại bứt phá và tạo đỉnh dữ dội vào các tháng cuối năm (Tháng 11, 12). Đây là quy luật kinh doanh bán lẻ điển hình gắn liền với các kỳ nghỉ lễ hội và thói quen mua sắm cuối năm của người tiêu dùng. Việc </w:t>
-      </w:r>
-      <w:r>
-        <w:lastRenderedPageBreak/>
-        <w:t>xác định được tính mùa vụ giúp giải thích vì sao kỹ thuật Lag features</w:t>
+        <w:t>iểu đồ đường thời gian cho thấy một mô hình biến động lặp đi lặp lại rất đặc trưng mang tính chu kỳ hàng năm. Cụ thể, khối lượng đơn hàng và doanh thu thường chững lại hoặc tạo đáy vào các tháng đầu năm (Tháng 1, 2) nhưng lại bứt phá và tạo đỉnh dữ dội vào các tháng cuối năm (Tháng 11, 12). Đây là quy luật kinh doanh bán lẻ điển hình gắn liền với các kỳ nghỉ lễ hội và thói quen mua sắm cuối năm của người tiêu dùng. Việc xác định được tính mùa vụ giúp giải thích vì sao kỹ thuật Lag features</w:t>
       </w:r>
       <w:r>
         <w:rPr>
@@ -30187,7 +30177,6 @@
           <w:szCs w:val="26"/>
           <w:lang w:val="en-US"/>
         </w:rPr>
-        <w:lastRenderedPageBreak/>
         <w:t>3.4.2 Linear Regression</w:t>
       </w:r>
       <w:bookmarkEnd w:id="127"/>
@@ -30206,7 +30195,15 @@
           <w:rFonts w:asciiTheme="majorHAnsi" w:hAnsiTheme="majorHAnsi" w:cstheme="majorHAnsi"/>
           <w:szCs w:val="26"/>
         </w:rPr>
-        <w:t>Trong nghiên cứu này, mô hình Hồi quy tuyến tính (Linear Regression) được sử dụng như một mô hình cơ sở (Baseline Model). Việc lựa chọn thuật toán này nhằm đánh giá khả năng mô hình hóa xu hướng tổng thể (Trend) của dữ liệu, đồng thời làm cơ sở so sánh với các thuật toán học sâu và mô hình ensemble phức tạp hơn.</w:t>
+        <w:t xml:space="preserve">Trong nghiên cứu này, mô hình Hồi quy tuyến tính (Linear Regression) được sử dụng như một mô hình cơ sở (Baseline Model). Việc lựa chọn thuật toán này nhằm đánh giá khả </w:t>
+      </w:r>
+      <w:r>
+        <w:rPr>
+          <w:rFonts w:asciiTheme="majorHAnsi" w:hAnsiTheme="majorHAnsi" w:cstheme="majorHAnsi"/>
+          <w:szCs w:val="26"/>
+        </w:rPr>
+        <w:lastRenderedPageBreak/>
+        <w:t>năng mô hình hóa xu hướng tổng thể (Trend) của dữ liệu, đồng thời làm cơ sở so sánh với các thuật toán học sâu và mô hình ensemble phức tạp hơn.</w:t>
       </w:r>
     </w:p>
     <w:p>
@@ -30400,15 +30397,6 @@
         <w:ind w:firstLine="0"/>
         <w:jc w:val="center"/>
       </w:pPr>
-      <w:r>
-        <w:rPr>
-          <w:rFonts w:asciiTheme="majorHAnsi" w:hAnsiTheme="majorHAnsi" w:cstheme="majorHAnsi"/>
-          <w:szCs w:val="26"/>
-          <w:lang w:val="en-US"/>
-        </w:rPr>
-        <w:lastRenderedPageBreak/>
-        <w:t>x</w:t>
-      </w:r>
       <w:r>
         <w:rPr>
           <w:rFonts w:asciiTheme="majorHAnsi" w:hAnsiTheme="majorHAnsi" w:cstheme="majorHAnsi"/>
@@ -30485,7 +30473,15 @@
           <w:rFonts w:asciiTheme="majorHAnsi" w:hAnsiTheme="majorHAnsi" w:cstheme="majorHAnsi"/>
           <w:szCs w:val="26"/>
         </w:rPr>
-        <w:t>Quá trình huấn luyện của Linear Regression không sử dụng các thuật toán tối ưu lặp như Adam Optimizer hay nhiều epochs như mạng nơ-ron. Thay vào đó, mô hình sử dụng nghiệm ma trận đóng (Closed-form Solution) để tìm ra bộ tham số tối ưu nhằm tối thiểu hóa Hàm tổng bình phương phần dư (Residual Sum of Squares – RSS) giữa giá trị dự báo và dữ liệu thực tế.</w:t>
+        <w:t xml:space="preserve">Quá trình huấn luyện của Linear Regression không sử dụng các thuật toán tối ưu lặp như Adam Optimizer hay nhiều epochs như mạng nơ-ron. Thay vào đó, mô hình sử dụng nghiệm ma trận đóng (Closed-form Solution) để tìm ra bộ tham số tối ưu nhằm tối thiểu hóa </w:t>
+      </w:r>
+      <w:r>
+        <w:rPr>
+          <w:rFonts w:asciiTheme="majorHAnsi" w:hAnsiTheme="majorHAnsi" w:cstheme="majorHAnsi"/>
+          <w:szCs w:val="26"/>
+        </w:rPr>
+        <w:lastRenderedPageBreak/>
+        <w:t>Hàm tổng bình phương phần dư (Residual Sum of Squares – RSS) giữa giá trị dự báo và dữ liệu thực tế.</w:t>
       </w:r>
     </w:p>
     <w:p>
@@ -30649,15 +30645,7 @@
           <w:rFonts w:asciiTheme="majorHAnsi" w:hAnsiTheme="majorHAnsi" w:cstheme="majorHAnsi"/>
           <w:szCs w:val="26"/>
         </w:rPr>
-        <w:t xml:space="preserve">Về kiến trúc mô hình (Model Architecture), nghiên cứu sử dụng thuật toán Random Forest Regressor thuộc nhóm Học kết hợp (Ensemble Learning), được xây </w:t>
-      </w:r>
-      <w:r>
-        <w:rPr>
-          <w:rFonts w:asciiTheme="majorHAnsi" w:hAnsiTheme="majorHAnsi" w:cstheme="majorHAnsi"/>
-          <w:szCs w:val="26"/>
-        </w:rPr>
-        <w:lastRenderedPageBreak/>
-        <w:t xml:space="preserve">dựng dựa trên kỹ thuật Bagging (Bootstrap Aggregating). Mô hình được khởi tạo với siêu tham số </w:t>
+        <w:t xml:space="preserve">Về kiến trúc mô hình (Model Architecture), nghiên cứu sử dụng thuật toán Random Forest Regressor thuộc nhóm Học kết hợp (Ensemble Learning), được xây dựng dựa trên kỹ thuật Bagging (Bootstrap Aggregating). Mô hình được khởi tạo với siêu tham số </w:t>
       </w:r>
       <w:r>
         <w:rPr>
@@ -30757,7 +30745,15 @@
           <w:rFonts w:asciiTheme="majorHAnsi" w:hAnsiTheme="majorHAnsi" w:cstheme="majorHAnsi"/>
           <w:szCs w:val="26"/>
         </w:rPr>
-        <w:t>Khác với mạng nơ-ron nhân tạo, Random Forest không thực hiện quá trình cập nhật trọng số qua nhiều vòng lặp huấn luyện. Thay vào đó, mô hình huấn luyện độc lập từng cây quyết định trên các tập dữ liệu con được lấy mẫu ngẫu nhiên có hoàn lại (Bootstrap Samples) từ tập huấn luyện ban đầu.</w:t>
+        <w:t xml:space="preserve">Khác với mạng nơ-ron nhân tạo, Random Forest không thực hiện quá trình cập nhật trọng số qua nhiều vòng lặp huấn luyện. Thay vào đó, mô hình huấn luyện độc lập từng cây </w:t>
+      </w:r>
+      <w:r>
+        <w:rPr>
+          <w:rFonts w:asciiTheme="majorHAnsi" w:hAnsiTheme="majorHAnsi" w:cstheme="majorHAnsi"/>
+          <w:szCs w:val="26"/>
+        </w:rPr>
+        <w:lastRenderedPageBreak/>
+        <w:t>quyết định trên các tập dữ liệu con được lấy mẫu ngẫu nhiên có hoàn lại (Bootstrap Samples) từ tập huấn luyện ban đầu.</w:t>
       </w:r>
     </w:p>
     <w:p>
@@ -30870,15 +30866,7 @@
           <w:rFonts w:asciiTheme="majorHAnsi" w:hAnsiTheme="majorHAnsi" w:cstheme="majorHAnsi"/>
           <w:szCs w:val="26"/>
         </w:rPr>
-        <w:t xml:space="preserve"> dự báo độc </w:t>
-      </w:r>
-      <w:r>
-        <w:rPr>
-          <w:rFonts w:asciiTheme="majorHAnsi" w:hAnsiTheme="majorHAnsi" w:cstheme="majorHAnsi"/>
-          <w:szCs w:val="26"/>
-        </w:rPr>
-        <w:lastRenderedPageBreak/>
-        <w:t>lập. Đầu ra cuối cùng của mô hình là giá trị trung bình cộng (Mean) của toàn bộ các dự báo này.</w:t>
+        <w:t xml:space="preserve"> dự báo độc lập. Đầu ra cuối cùng của mô hình là giá trị trung bình cộng (Mean) của toàn bộ các dự báo này.</w:t>
       </w:r>
       <w:r>
         <w:rPr>
@@ -31088,6 +31076,7 @@
           <w:rFonts w:asciiTheme="majorHAnsi" w:hAnsiTheme="majorHAnsi" w:cstheme="majorHAnsi"/>
           <w:szCs w:val="26"/>
         </w:rPr>
+        <w:lastRenderedPageBreak/>
         <w:t>Mô hình thực hiện sai phân bậc nhất (First-order Differencing) trên chuỗi dữ liệu nhằm loại bỏ xu hướng (Trend) và chuyển chuỗi từ trạng thái không dừng (Non-stationary) sang trạng thái dừng (Stationary).</w:t>
       </w:r>
     </w:p>
@@ -31191,7 +31180,6 @@
           <w:szCs w:val="26"/>
           <w:lang w:val="en-US"/>
         </w:rPr>
-        <w:lastRenderedPageBreak/>
         <w:drawing>
           <wp:inline distT="0" distB="0" distL="0" distR="0" wp14:anchorId="434A29C2" wp14:editId="460BE4FF">
             <wp:extent cx="5760085" cy="3076575"/>
@@ -31367,7 +31355,15 @@
           <w:rFonts w:asciiTheme="majorHAnsi" w:hAnsiTheme="majorHAnsi" w:cstheme="majorHAnsi"/>
           <w:szCs w:val="26"/>
         </w:rPr>
-        <w:t>, mô hình sẽ tự động thực hiện quá trình đảo ngược sai phân (Inverse Differencing) để khôi phục dữ liệu về thang đo ban đầu, từ đó tạo ra 6 giá trị doanh thu dự báo tương ứng với 6 tháng tiếp theo.</w:t>
+        <w:t xml:space="preserve">, mô hình sẽ tự động thực hiện quá trình đảo </w:t>
+      </w:r>
+      <w:r>
+        <w:rPr>
+          <w:rFonts w:asciiTheme="majorHAnsi" w:hAnsiTheme="majorHAnsi" w:cstheme="majorHAnsi"/>
+          <w:szCs w:val="26"/>
+        </w:rPr>
+        <w:lastRenderedPageBreak/>
+        <w:t>ngược sai phân (Inverse Differencing) để khôi phục dữ liệu về thang đo ban đầu, từ đó tạo ra 6 giá trị doanh thu dự báo tương ứng với 6 tháng tiếp theo.</w:t>
       </w:r>
     </w:p>
     <w:p>
@@ -31472,7 +31468,6 @@
           <w:rFonts w:asciiTheme="majorHAnsi" w:hAnsiTheme="majorHAnsi" w:cstheme="majorHAnsi"/>
           <w:szCs w:val="26"/>
         </w:rPr>
-        <w:lastRenderedPageBreak/>
         <w:t>Trước khi đưa vào mạng học sâu, toàn bộ chuỗi dữ liệu được chuẩn hóa bằng phương pháp MinMax Scaling để đưa dữ liệu về khoảng [0,1]. Việc chuẩn hóa giúp quá trình huấn luyện ổn định hơn, hỗ trợ thuật toán tối ưu hội tụ nhanh hơn và hạn chế các vấn đề liên quan đến gradient trong quá trình lan truyền ngược (Backpropagation).</w:t>
       </w:r>
     </w:p>
@@ -31592,6 +31587,7 @@
           <w:szCs w:val="26"/>
           <w:lang w:val="en-US"/>
         </w:rPr>
+        <w:lastRenderedPageBreak/>
         <w:drawing>
           <wp:inline distT="0" distB="0" distL="0" distR="0" wp14:anchorId="44A2C011" wp14:editId="32AF136F">
             <wp:extent cx="5188217" cy="2806844"/>
@@ -31661,7 +31657,6 @@
           <w:rFonts w:asciiTheme="majorHAnsi" w:hAnsiTheme="majorHAnsi" w:cstheme="majorHAnsi"/>
           <w:szCs w:val="26"/>
         </w:rPr>
-        <w:lastRenderedPageBreak/>
         <w:t xml:space="preserve">Đầu ra (Output) của mô hình LSTM là một mảng kích thước (1,), chứa một giá trị dự báo liên tục trong khoảng [0,1]. </w:t>
       </w:r>
       <w:r>
@@ -31728,6 +31723,7 @@
       </w:pPr>
       <w:bookmarkStart w:id="142" w:name="_Toc229610283"/>
       <w:r>
+        <w:lastRenderedPageBreak/>
         <w:t>3.5 Kết quả đánh giá mô hình</w:t>
       </w:r>
       <w:bookmarkEnd w:id="142"/>
@@ -32662,27 +32658,21 @@
         <w:rPr>
           <w:lang w:val="en-US"/>
         </w:rPr>
-        <w:t xml:space="preserve">Trước hết, việc Linear Regression cho kết quả tốt nhất cho thấy tập dữ liệu doanh thu hiện tại mang xu hướng tuyến tính khá rõ ràng. Qua quá trình EDA, doanh thu có xu hướng tăng trưởng tương đối ổn định theo thời gian và chưa xuất hiện quá nhiều biến động phi tuyến phức tạp. Đặc trưng month_index được sử dụng như một biến thời gian liên tục đã giúp mô hình hồi quy tuyến tính dễ dàng học được xu hướng tăng trưởng tổng thể của doanh thu. Ngoài ra, dữ liệu sau khi được resample theo tháng đã làm giảm đáng kể nhiễu ngắn hạn, khiến xu hướng tuyến tính trở nên rõ ràng hơn. Vì vậy, một mô </w:t>
-      </w:r>
+        <w:t>Trước hết, việc Linear Regression cho kết quả tốt nhất cho thấy tập dữ liệu doanh thu hiện tại mang xu hướng tuyến tính khá rõ ràng. Qua quá trình EDA, doanh thu có xu hướng tăng trưởng tương đối ổn định theo thời gian và chưa xuất hiện quá nhiều biến động phi tuyến phức tạp. Đặc trưng month_index được sử dụng như một biến thời gian liên tục đã giúp mô hình hồi quy tuyến tính dễ dàng học được xu hướng tăng trưởng tổng thể của doanh thu. Ngoài ra, dữ liệu sau khi được resample theo tháng đã làm giảm đáng kể nhiễu ngắn hạn, khiến xu hướng tuyến tính trở nên rõ ràng hơn. Vì vậy, một mô hình đơn giản như Linear Regression vẫn có khả năng khái quát hóa tốt và đưa ra dự báo ổn định.</w:t>
+      </w:r>
+    </w:p>
+    <w:p>
+      <w:pPr>
+        <w:pStyle w:val="doan"/>
+        <w:rPr>
+          <w:lang w:val="en-US"/>
+        </w:rPr>
+      </w:pPr>
       <w:r>
         <w:rPr>
           <w:lang w:val="en-US"/>
         </w:rPr>
         <w:lastRenderedPageBreak/>
-        <w:t>hình đơn giản như Linear Regression vẫn có khả năng khái quát hóa tốt và đưa ra dự báo ổn định.</w:t>
-      </w:r>
-    </w:p>
-    <w:p>
-      <w:pPr>
-        <w:pStyle w:val="doan"/>
-        <w:rPr>
-          <w:lang w:val="en-US"/>
-        </w:rPr>
-      </w:pPr>
-      <w:r>
-        <w:rPr>
-          <w:lang w:val="en-US"/>
-        </w:rPr>
         <w:t>Bên cạnh đó, mô hình Linear Regression có ưu điểm là cấu trúc đơn giản, ít tham số và không yêu cầu lượng dữ liệu quá lớn để huấn luyện hiệu quả. Trong bối cảnh tập dữ liệu của chuyên đề chưa đủ lớn, mô hình tuyến tính dễ đạt được sự ổn định hơn so với các mô hình học sâu có số lượng tham số lớn và yêu cầu dữ liệu đa dạng hơn.</w:t>
       </w:r>
     </w:p>
@@ -32739,28 +32729,28 @@
         <w:rPr>
           <w:lang w:val="en-US"/>
         </w:rPr>
-        <w:t xml:space="preserve">Đối với mô hình ARIMA, kết quả ở mức trung bình cho thấy mô hình có khả năng nắm bắt xu hướng chuỗi thời gian nhưng còn hạn chế trong việc xử lý các biến động mạnh và yếu tố mùa vụ phức tạp. ARIMA hoạt động hiệu quả với dữ liệu có tính </w:t>
+        <w:t>Đối với mô hình ARIMA, kết quả ở mức trung bình cho thấy mô hình có khả năng nắm bắt xu hướng chuỗi thời gian nhưng còn hạn chế trong việc xử lý các biến động mạnh và yếu tố mùa vụ phức tạp. ARIMA hoạt động hiệu quả với dữ liệu có tính tuyến tính và ổn định, tuy nhiên khả năng mô hình hóa dữ liệu phi tuyến còn hạn chế so với các mô hình học sâu hiện đại.</w:t>
+      </w:r>
+    </w:p>
+    <w:p>
+      <w:pPr>
+        <w:pStyle w:val="doan"/>
+        <w:rPr>
+          <w:lang w:val="en-US"/>
+        </w:rPr>
+      </w:pPr>
+      <w:r>
+        <w:rPr>
+          <w:lang w:val="en-US"/>
+        </w:rPr>
+        <w:t xml:space="preserve">Trong khi đó, Random Forest cho kết quả thấp nhất trong các mô hình thử nghiệm. Nguyên nhân chủ yếu là do mô hình chỉ sử dụng đặc trưng thời gian month_index nên chưa đủ để cây quyết định phân tách dữ liệu hiệu quả. Random Forest thường phát huy sức mạnh khi có nhiều đặc trưng đầu vào đa dạng để xây dựng các luật phân chia dữ liệu. Với dữ liệu </w:t>
       </w:r>
       <w:r>
         <w:rPr>
           <w:lang w:val="en-US"/>
         </w:rPr>
         <w:lastRenderedPageBreak/>
-        <w:t>tuyến tính và ổn định, tuy nhiên khả năng mô hình hóa dữ liệu phi tuyến còn hạn chế so với các mô hình học sâu hiện đại.</w:t>
-      </w:r>
-    </w:p>
-    <w:p>
-      <w:pPr>
-        <w:pStyle w:val="doan"/>
-        <w:rPr>
-          <w:lang w:val="en-US"/>
-        </w:rPr>
-      </w:pPr>
-      <w:r>
-        <w:rPr>
-          <w:lang w:val="en-US"/>
-        </w:rPr>
-        <w:t>Trong khi đó, Random Forest cho kết quả thấp nhất trong các mô hình thử nghiệm. Nguyên nhân chủ yếu là do mô hình chỉ sử dụng đặc trưng thời gian month_index nên chưa đủ để cây quyết định phân tách dữ liệu hiệu quả. Random Forest thường phát huy sức mạnh khi có nhiều đặc trưng đầu vào đa dạng để xây dựng các luật phân chia dữ liệu. Với dữ liệu chuỗi thời gian mang tính liên tục và phụ thuộc mạnh theo thời gian, việc chỉ sử dụng một biến thời gian đơn giản khiến mô hình khó học được xu hướng tăng trưởng tổng thể, dẫn đến hiện tượng underfitting.</w:t>
+        <w:t>chuỗi thời gian mang tính liên tục và phụ thuộc mạnh theo thời gian, việc chỉ sử dụng một biến thời gian đơn giản khiến mô hình khó học được xu hướng tăng trưởng tổng thể, dẫn đến hiện tượng underfitting.</w:t>
       </w:r>
     </w:p>
     <w:p>
@@ -32966,8 +32956,14 @@
         <w:rPr>
           <w:lang w:val="en-US"/>
         </w:rPr>
+        <w:t xml:space="preserve">Ngoài ra, chuyên đề hiện chỉ sử dụng một số đặc trưng cơ bản như doanh thu lịch sử và chỉ số thời gian. Các yếu tố quan trọng khác như chương trình khuyến mãi, hành vi khách </w:t>
+      </w:r>
+      <w:r>
+        <w:rPr>
+          <w:lang w:val="en-US"/>
+        </w:rPr>
         <w:lastRenderedPageBreak/>
-        <w:t>Ngoài ra, chuyên đề hiện chỉ sử dụng một số đặc trưng cơ bản như doanh thu lịch sử và chỉ số thời gian. Các yếu tố quan trọng khác như chương trình khuyến mãi, hành vi khách hàng, mùa vụ kinh doanh hoặc dữ liệu thị trường chưa được khai thác đầy đủ. Điều này làm hạn chế khả năng mô hình hóa các biến động phức tạp trong thực tế.</w:t>
+        <w:t>hàng, mùa vụ kinh doanh hoặc dữ liệu thị trường chưa được khai thác đầy đủ. Điều này làm hạn chế khả năng mô hình hóa các biến động phức tạp trong thực tế.</w:t>
       </w:r>
     </w:p>
     <w:p>
@@ -33156,27 +33152,27 @@
         <w:rPr>
           <w:lang w:val="en-US"/>
         </w:rPr>
+        <w:t xml:space="preserve">- </w:t>
+      </w:r>
+      <w:r>
+        <w:rPr>
+          <w:lang w:val="en-US"/>
+        </w:rPr>
+        <w:t xml:space="preserve">Tối ưu và nâng cấp các mô hình dự báo hiện có, đồng thời thử nghiệm thêm các mô hình hiện đại như GRU, BiLSTM hoặc Transformer nhằm nâng cao độ chính xác dự báo. </w:t>
+      </w:r>
+    </w:p>
+    <w:p>
+      <w:pPr>
+        <w:pStyle w:val="doan"/>
+        <w:rPr>
+          <w:lang w:val="en-US"/>
+        </w:rPr>
+      </w:pPr>
+      <w:r>
+        <w:rPr>
+          <w:lang w:val="en-US"/>
+        </w:rPr>
         <w:lastRenderedPageBreak/>
-        <w:t xml:space="preserve">- </w:t>
-      </w:r>
-      <w:r>
-        <w:rPr>
-          <w:lang w:val="en-US"/>
-        </w:rPr>
-        <w:t xml:space="preserve">Tối ưu và nâng cấp các mô hình dự báo hiện có, đồng thời thử nghiệm thêm các mô hình hiện đại như GRU, BiLSTM hoặc Transformer nhằm nâng cao độ chính xác dự báo. </w:t>
-      </w:r>
-    </w:p>
-    <w:p>
-      <w:pPr>
-        <w:pStyle w:val="doan"/>
-        <w:rPr>
-          <w:lang w:val="en-US"/>
-        </w:rPr>
-      </w:pPr>
-      <w:r>
-        <w:rPr>
-          <w:lang w:val="en-US"/>
-        </w:rPr>
         <w:t xml:space="preserve">- </w:t>
       </w:r>
       <w:r>
@@ -34010,6 +34006,7 @@
           <w:sz w:val="26"/>
           <w:szCs w:val="26"/>
         </w:rPr>
+        <w:lastRenderedPageBreak/>
         <w:t xml:space="preserve">[2] Scikit-learn Documentation — </w:t>
       </w:r>
       <w:hyperlink r:id="rId43" w:tgtFrame="_new" w:history="1">
@@ -34143,7 +34140,7 @@
     <w:sectPr>
       <w:footerReference w:type="default" r:id="rId46"/>
       <w:pgSz w:w="11906" w:h="16838" w:code="9"/>
-      <w:pgMar w:top="1418" w:right="1134" w:bottom="1418" w:left="1701" w:header="720" w:footer="720" w:gutter="0"/>
+      <w:pgMar w:top="1134" w:right="1134" w:bottom="1134" w:left="1134" w:header="720" w:footer="720" w:gutter="0"/>
       <w:pgBorders w:display="firstPage" w:offsetFrom="page">
         <w:top w:val="thinThickThinSmallGap" w:sz="24" w:space="24" w:color="215E99" w:themeColor="text2" w:themeTint="BF"/>
         <w:left w:val="thinThickThinSmallGap" w:sz="24" w:space="24" w:color="215E99" w:themeColor="text2" w:themeTint="BF"/>
